--- a/Received/LKG/LKG social science.docx
+++ b/Received/LKG/LKG social science.docx
@@ -833,7 +833,7 @@
           <w:sz w:val="36"/>
           <w:szCs w:val="36"/>
         </w:rPr>
-        <w:t xml:space="preserve">1. Write the name of the any 3 flowers. </w:t>
+        <w:t xml:space="preserve">1. Write the name of any 3 flowers. </w:t>
       </w:r>
       <w:r>
         <w:rPr>
@@ -1176,7 +1176,7 @@
           <w:sz w:val="36"/>
           <w:szCs w:val="36"/>
         </w:rPr>
-        <w:t>2. Write the name of the any 3 body parts.</w:t>
+        <w:t>2. Write the name of any 3 body parts.</w:t>
       </w:r>
       <w:r>
         <w:rPr>
@@ -1519,7 +1519,27 @@
           <w:sz w:val="36"/>
           <w:szCs w:val="36"/>
         </w:rPr>
-        <w:t xml:space="preserve">3. Write the name of the any 3 Vegetables. </w:t>
+        <w:t xml:space="preserve">3. Write the name of any 3 </w:t>
+      </w:r>
+      <w:r>
+        <w:rPr>
+          <w:rFonts w:ascii="Times New Roman" w:eastAsia="Calibri" w:hAnsi="Times New Roman" w:cs="Times New Roman"/>
+          <w:b/>
+          <w:bCs/>
+          <w:sz w:val="36"/>
+          <w:szCs w:val="36"/>
+        </w:rPr>
+        <w:t>v</w:t>
+      </w:r>
+      <w:r>
+        <w:rPr>
+          <w:rFonts w:ascii="Times New Roman" w:eastAsia="Calibri" w:hAnsi="Times New Roman" w:cs="Times New Roman"/>
+          <w:b/>
+          <w:bCs/>
+          <w:sz w:val="36"/>
+          <w:szCs w:val="36"/>
+        </w:rPr>
+        <w:t xml:space="preserve">egetables. </w:t>
       </w:r>
       <w:r>
         <w:rPr>
@@ -1852,7 +1872,27 @@
           <w:sz w:val="36"/>
           <w:szCs w:val="36"/>
         </w:rPr>
-        <w:t>4. Write the name of the any 3 Sources of water.</w:t>
+        <w:t xml:space="preserve">4. Write the name of any 3 </w:t>
+      </w:r>
+      <w:r>
+        <w:rPr>
+          <w:rFonts w:ascii="Times New Roman" w:eastAsia="Calibri" w:hAnsi="Times New Roman" w:cs="Times New Roman"/>
+          <w:b/>
+          <w:bCs/>
+          <w:sz w:val="36"/>
+          <w:szCs w:val="36"/>
+        </w:rPr>
+        <w:t>s</w:t>
+      </w:r>
+      <w:r>
+        <w:rPr>
+          <w:rFonts w:ascii="Times New Roman" w:eastAsia="Calibri" w:hAnsi="Times New Roman" w:cs="Times New Roman"/>
+          <w:b/>
+          <w:bCs/>
+          <w:sz w:val="36"/>
+          <w:szCs w:val="36"/>
+        </w:rPr>
+        <w:t>ources of water.</w:t>
       </w:r>
       <w:r>
         <w:rPr>
@@ -2170,29 +2210,7 @@
           <w:szCs w:val="36"/>
         </w:rPr>
         <w:lastRenderedPageBreak/>
-        <w:t xml:space="preserve">5. Re-arrange the </w:t>
-      </w:r>
-      <w:proofErr w:type="gramStart"/>
-      <w:r>
-        <w:rPr>
-          <w:rFonts w:ascii="Times New Roman" w:hAnsi="Times New Roman" w:cs="Times New Roman"/>
-          <w:b/>
-          <w:bCs/>
-          <w:sz w:val="36"/>
-          <w:szCs w:val="36"/>
-        </w:rPr>
-        <w:t>letter’s</w:t>
-      </w:r>
-      <w:proofErr w:type="gramEnd"/>
-      <w:r>
-        <w:rPr>
-          <w:rFonts w:ascii="Times New Roman" w:hAnsi="Times New Roman" w:cs="Times New Roman"/>
-          <w:b/>
-          <w:bCs/>
-          <w:sz w:val="36"/>
-          <w:szCs w:val="36"/>
-        </w:rPr>
-        <w:t xml:space="preserve"> to name the playground things.</w:t>
+        <w:t>5. Re-arrange the letters to name the playground things.</w:t>
       </w:r>
       <w:r>
         <w:rPr>
@@ -2802,6 +2820,85 @@
           <w:szCs w:val="36"/>
         </w:rPr>
       </w:pPr>
+      <w:r>
+        <w:rPr>
+          <w:rFonts w:ascii="Times New Roman" w:hAnsi="Times New Roman" w:cs="Times New Roman"/>
+          <w:noProof/>
+          <w:sz w:val="36"/>
+          <w:szCs w:val="36"/>
+        </w:rPr>
+        <mc:AlternateContent>
+          <mc:Choice Requires="wps">
+            <w:drawing>
+              <wp:anchor distT="0" distB="0" distL="114300" distR="114300" simplePos="0" relativeHeight="251822080" behindDoc="0" locked="0" layoutInCell="1" allowOverlap="1" wp14:anchorId="0972FB55" wp14:editId="34567B33">
+                <wp:simplePos x="0" y="0"/>
+                <wp:positionH relativeFrom="column">
+                  <wp:posOffset>402879</wp:posOffset>
+                </wp:positionH>
+                <wp:positionV relativeFrom="paragraph">
+                  <wp:posOffset>343875</wp:posOffset>
+                </wp:positionV>
+                <wp:extent cx="289711" cy="199176"/>
+                <wp:effectExtent l="0" t="0" r="15240" b="10795"/>
+                <wp:wrapNone/>
+                <wp:docPr id="441696843" name="Rectangle 84"/>
+                <wp:cNvGraphicFramePr/>
+                <a:graphic xmlns:a="http://schemas.openxmlformats.org/drawingml/2006/main">
+                  <a:graphicData uri="http://schemas.microsoft.com/office/word/2010/wordprocessingShape">
+                    <wps:wsp>
+                      <wps:cNvSpPr/>
+                      <wps:spPr>
+                        <a:xfrm>
+                          <a:off x="0" y="0"/>
+                          <a:ext cx="289711" cy="199176"/>
+                        </a:xfrm>
+                        <a:prstGeom prst="rect">
+                          <a:avLst/>
+                        </a:prstGeom>
+                        <a:solidFill>
+                          <a:schemeClr val="bg1"/>
+                        </a:solidFill>
+                        <a:ln>
+                          <a:solidFill>
+                            <a:schemeClr val="bg1"/>
+                          </a:solidFill>
+                        </a:ln>
+                      </wps:spPr>
+                      <wps:style>
+                        <a:lnRef idx="2">
+                          <a:schemeClr val="accent1">
+                            <a:shade val="15000"/>
+                          </a:schemeClr>
+                        </a:lnRef>
+                        <a:fillRef idx="1">
+                          <a:schemeClr val="accent1"/>
+                        </a:fillRef>
+                        <a:effectRef idx="0">
+                          <a:schemeClr val="accent1"/>
+                        </a:effectRef>
+                        <a:fontRef idx="minor">
+                          <a:schemeClr val="lt1"/>
+                        </a:fontRef>
+                      </wps:style>
+                      <wps:bodyPr rot="0" spcFirstLastPara="0" vertOverflow="overflow" horzOverflow="overflow" vert="horz" wrap="square" lIns="91440" tIns="45720" rIns="91440" bIns="45720" numCol="1" spcCol="0" rtlCol="0" fromWordArt="0" anchor="ctr" anchorCtr="0" forceAA="0" compatLnSpc="1">
+                        <a:prstTxWarp prst="textNoShape">
+                          <a:avLst/>
+                        </a:prstTxWarp>
+                        <a:noAutofit/>
+                      </wps:bodyPr>
+                    </wps:wsp>
+                  </a:graphicData>
+                </a:graphic>
+              </wp:anchor>
+            </w:drawing>
+          </mc:Choice>
+          <mc:Fallback>
+            <w:pict>
+              <v:rect w14:anchorId="1698965E" id="Rectangle 84" o:spid="_x0000_s1026" style="position:absolute;margin-left:31.7pt;margin-top:27.1pt;width:22.8pt;height:15.7pt;z-index:251822080;visibility:visible;mso-wrap-style:square;mso-wrap-distance-left:9pt;mso-wrap-distance-top:0;mso-wrap-distance-right:9pt;mso-wrap-distance-bottom:0;mso-position-horizontal:absolute;mso-position-horizontal-relative:text;mso-position-vertical:absolute;mso-position-vertical-relative:text;v-text-anchor:middle" o:gfxdata="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" fillcolor="white [3212]" strokecolor="white [3212]" strokeweight="1pt"/>
+            </w:pict>
+          </mc:Fallback>
+        </mc:AlternateContent>
+      </w:r>
     </w:p>
     <w:tbl>
       <w:tblPr>
@@ -3120,7 +3217,7 @@
         <mc:AlternateContent>
           <mc:Choice Requires="wps">
             <w:drawing>
-              <wp:anchor distT="0" distB="0" distL="114300" distR="114300" simplePos="0" relativeHeight="251680768" behindDoc="0" locked="0" layoutInCell="1" allowOverlap="1" wp14:anchorId="10DF1D14" wp14:editId="123A1F31">
+              <wp:anchor distT="0" distB="0" distL="114300" distR="114300" simplePos="0" relativeHeight="251680768" behindDoc="0" locked="0" layoutInCell="1" allowOverlap="1" wp14:anchorId="10DF1D14" wp14:editId="4D717906">
                 <wp:simplePos x="0" y="0"/>
                 <wp:positionH relativeFrom="margin">
                   <wp:posOffset>3796030</wp:posOffset>
@@ -3192,7 +3289,7 @@
           </mc:Choice>
           <mc:Fallback>
             <w:pict>
-              <v:rect w14:anchorId="3D71AC52" id="Rectangle 15" o:spid="_x0000_s1026" style="position:absolute;margin-left:298.9pt;margin-top:-9.05pt;width:68pt;height:52pt;z-index:251680768;visibility:visible;mso-wrap-style:square;mso-wrap-distance-left:9pt;mso-wrap-distance-top:0;mso-wrap-distance-right:9pt;mso-wrap-distance-bottom:0;mso-position-horizontal:absolute;mso-position-horizontal-relative:margin;mso-position-vertical:absolute;mso-position-vertical-relative:text;v-text-anchor:middle" o:gfxdata="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" stroked="f" strokeweight="1pt">
+              <v:rect w14:anchorId="242AB1E7" id="Rectangle 15" o:spid="_x0000_s1026" style="position:absolute;margin-left:298.9pt;margin-top:-9.05pt;width:68pt;height:52pt;z-index:251680768;visibility:visible;mso-wrap-style:square;mso-wrap-distance-left:9pt;mso-wrap-distance-top:0;mso-wrap-distance-right:9pt;mso-wrap-distance-bottom:0;mso-position-horizontal:absolute;mso-position-horizontal-relative:margin;mso-position-vertical:absolute;mso-position-vertical-relative:text;v-text-anchor:middle" o:gfxdata="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" stroked="f" strokeweight="1pt">
                 <v:fill r:id="rId10" o:title="" recolor="t" rotate="t" type="frame"/>
                 <w10:wrap anchorx="margin"/>
               </v:rect>
@@ -3737,13 +3834,13 @@
         <mc:AlternateContent>
           <mc:Choice Requires="wps">
             <w:drawing>
-              <wp:anchor distT="0" distB="0" distL="114300" distR="114300" simplePos="0" relativeHeight="251693056" behindDoc="0" locked="0" layoutInCell="1" allowOverlap="1" wp14:anchorId="04198DFE" wp14:editId="4BC37B67">
+              <wp:anchor distT="0" distB="0" distL="114300" distR="114300" simplePos="0" relativeHeight="251693056" behindDoc="0" locked="0" layoutInCell="1" allowOverlap="1" wp14:anchorId="04198DFE" wp14:editId="347AB144">
                 <wp:simplePos x="0" y="0"/>
                 <wp:positionH relativeFrom="margin">
                   <wp:posOffset>2351405</wp:posOffset>
                 </wp:positionH>
                 <wp:positionV relativeFrom="paragraph">
-                  <wp:posOffset>426720</wp:posOffset>
+                  <wp:posOffset>533095</wp:posOffset>
                 </wp:positionV>
                 <wp:extent cx="1248355" cy="1111250"/>
                 <wp:effectExtent l="0" t="0" r="9525" b="0"/>
@@ -3815,7 +3912,7 @@
           </mc:Choice>
           <mc:Fallback>
             <w:pict>
-              <v:rect w14:anchorId="09198CC7" id="Rectangle 22" o:spid="_x0000_s1026" style="position:absolute;margin-left:185.15pt;margin-top:33.6pt;width:98.3pt;height:87.5pt;z-index:251693056;visibility:visible;mso-wrap-style:square;mso-width-percent:0;mso-height-percent:0;mso-wrap-distance-left:9pt;mso-wrap-distance-top:0;mso-wrap-distance-right:9pt;mso-wrap-distance-bottom:0;mso-position-horizontal:absolute;mso-position-horizontal-relative:margin;mso-position-vertical:absolute;mso-position-vertical-relative:text;mso-width-percent:0;mso-height-percent:0;mso-width-relative:margin;mso-height-relative:margin;v-text-anchor:middle" o:gfxdata="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" stroked="f" strokeweight="1pt">
+              <v:rect w14:anchorId="455A195D" id="Rectangle 22" o:spid="_x0000_s1026" style="position:absolute;margin-left:185.15pt;margin-top:42pt;width:98.3pt;height:87.5pt;z-index:251693056;visibility:visible;mso-wrap-style:square;mso-width-percent:0;mso-height-percent:0;mso-wrap-distance-left:9pt;mso-wrap-distance-top:0;mso-wrap-distance-right:9pt;mso-wrap-distance-bottom:0;mso-position-horizontal:absolute;mso-position-horizontal-relative:margin;mso-position-vertical:absolute;mso-position-vertical-relative:text;mso-width-percent:0;mso-height-percent:0;mso-width-relative:margin;mso-height-relative:margin;v-text-anchor:middle" o:gfxdata="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" stroked="f" strokeweight="1pt">
                 <v:fill r:id="rId14" o:title="" recolor="t" rotate="t" type="frame"/>
                 <w10:wrap anchorx="margin"/>
               </v:rect>
@@ -4039,99 +4136,82 @@
       </w:pPr>
       <w:r>
         <w:rPr>
-          <w:rFonts w:ascii="Times New Roman" w:hAnsi="Times New Roman" w:cs="Times New Roman"/>
           <w:noProof/>
-          <w:sz w:val="36"/>
-          <w:szCs w:val="36"/>
-        </w:rPr>
-        <mc:AlternateContent>
-          <mc:Choice Requires="wps">
-            <w:drawing>
-              <wp:anchor distT="0" distB="0" distL="114300" distR="114300" simplePos="0" relativeHeight="251686912" behindDoc="0" locked="0" layoutInCell="1" allowOverlap="1" wp14:anchorId="7EE88661" wp14:editId="59872D73">
-                <wp:simplePos x="0" y="0"/>
-                <wp:positionH relativeFrom="margin">
-                  <wp:posOffset>4727050</wp:posOffset>
-                </wp:positionH>
-                <wp:positionV relativeFrom="paragraph">
-                  <wp:posOffset>112782</wp:posOffset>
-                </wp:positionV>
-                <wp:extent cx="1010368" cy="984360"/>
-                <wp:effectExtent l="0" t="0" r="0" b="6350"/>
-                <wp:wrapNone/>
-                <wp:docPr id="19" name="Rectangle 19"/>
-                <wp:cNvGraphicFramePr/>
-                <a:graphic xmlns:a="http://schemas.openxmlformats.org/drawingml/2006/main">
-                  <a:graphicData uri="http://schemas.microsoft.com/office/word/2010/wordprocessingShape">
-                    <wps:wsp>
-                      <wps:cNvSpPr/>
-                      <wps:spPr>
-                        <a:xfrm>
-                          <a:off x="0" y="0"/>
-                          <a:ext cx="1010368" cy="984360"/>
-                        </a:xfrm>
-                        <a:prstGeom prst="rect">
-                          <a:avLst/>
-                        </a:prstGeom>
-                        <a:blipFill dpi="0" rotWithShape="1">
-                          <a:blip r:embed="rId16" cstate="print">
-                            <a:extLst>
-                              <a:ext uri="{28A0092B-C50C-407E-A947-70E740481C1C}">
-                                <a14:useLocalDpi xmlns:a14="http://schemas.microsoft.com/office/drawing/2010/main" val="0"/>
-                              </a:ext>
-                            </a:extLst>
-                          </a:blip>
-                          <a:srcRect/>
-                          <a:stretch>
-                            <a:fillRect/>
-                          </a:stretch>
-                        </a:blipFill>
-                        <a:ln>
-                          <a:noFill/>
-                        </a:ln>
-                      </wps:spPr>
-                      <wps:style>
-                        <a:lnRef idx="2">
-                          <a:schemeClr val="accent1">
-                            <a:shade val="50000"/>
-                          </a:schemeClr>
-                        </a:lnRef>
-                        <a:fillRef idx="1">
-                          <a:schemeClr val="accent1"/>
-                        </a:fillRef>
-                        <a:effectRef idx="0">
-                          <a:schemeClr val="accent1"/>
-                        </a:effectRef>
-                        <a:fontRef idx="minor">
-                          <a:schemeClr val="lt1"/>
-                        </a:fontRef>
-                      </wps:style>
-                      <wps:bodyPr rot="0" spcFirstLastPara="0" vertOverflow="overflow" horzOverflow="overflow" vert="horz" wrap="square" lIns="91440" tIns="45720" rIns="91440" bIns="45720" numCol="1" spcCol="0" rtlCol="0" fromWordArt="0" anchor="ctr" anchorCtr="0" forceAA="0" compatLnSpc="1">
-                        <a:prstTxWarp prst="textNoShape">
-                          <a:avLst/>
-                        </a:prstTxWarp>
-                        <a:noAutofit/>
-                      </wps:bodyPr>
-                    </wps:wsp>
-                  </a:graphicData>
-                </a:graphic>
-                <wp14:sizeRelH relativeFrom="margin">
-                  <wp14:pctWidth>0</wp14:pctWidth>
-                </wp14:sizeRelH>
-                <wp14:sizeRelV relativeFrom="margin">
-                  <wp14:pctHeight>0</wp14:pctHeight>
-                </wp14:sizeRelV>
-              </wp:anchor>
-            </w:drawing>
-          </mc:Choice>
-          <mc:Fallback>
-            <w:pict>
-              <v:rect w14:anchorId="6CFE8832" id="Rectangle 19" o:spid="_x0000_s1026" style="position:absolute;margin-left:372.2pt;margin-top:8.9pt;width:79.55pt;height:77.5pt;z-index:251686912;visibility:visible;mso-wrap-style:square;mso-width-percent:0;mso-height-percent:0;mso-wrap-distance-left:9pt;mso-wrap-distance-top:0;mso-wrap-distance-right:9pt;mso-wrap-distance-bottom:0;mso-position-horizontal:absolute;mso-position-horizontal-relative:margin;mso-position-vertical:absolute;mso-position-vertical-relative:text;mso-width-percent:0;mso-height-percent:0;mso-width-relative:margin;mso-height-relative:margin;v-text-anchor:middle" o:gfxdata="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" stroked="f" strokeweight="1pt">
-                <v:fill r:id="rId17" o:title="" recolor="t" rotate="t" type="frame"/>
-                <w10:wrap anchorx="margin"/>
-              </v:rect>
-            </w:pict>
-          </mc:Fallback>
-        </mc:AlternateContent>
+        </w:rPr>
+        <w:drawing>
+          <wp:anchor distT="0" distB="0" distL="114300" distR="114300" simplePos="0" relativeHeight="251823104" behindDoc="0" locked="0" layoutInCell="1" allowOverlap="1" wp14:anchorId="522B9A95" wp14:editId="34A536A5">
+            <wp:simplePos x="0" y="0"/>
+            <wp:positionH relativeFrom="column">
+              <wp:posOffset>4692805</wp:posOffset>
+            </wp:positionH>
+            <wp:positionV relativeFrom="paragraph">
+              <wp:posOffset>288805</wp:posOffset>
+            </wp:positionV>
+            <wp:extent cx="1416094" cy="391832"/>
+            <wp:effectExtent l="188277" t="40323" r="200978" b="29527"/>
+            <wp:wrapNone/>
+            <wp:docPr id="942275784" name="Picture 85" descr="Branch Stick Wooden Tree Plant Stem Cut ..."/>
+            <wp:cNvGraphicFramePr>
+              <a:graphicFrameLocks xmlns:a="http://schemas.openxmlformats.org/drawingml/2006/main" noChangeAspect="1"/>
+            </wp:cNvGraphicFramePr>
+            <a:graphic xmlns:a="http://schemas.openxmlformats.org/drawingml/2006/main">
+              <a:graphicData uri="http://schemas.openxmlformats.org/drawingml/2006/picture">
+                <pic:pic xmlns:pic="http://schemas.openxmlformats.org/drawingml/2006/picture">
+                  <pic:nvPicPr>
+                    <pic:cNvPr id="0" name="Picture 1" descr="Branch Stick Wooden Tree Plant Stem Cut ..."/>
+                    <pic:cNvPicPr>
+                      <a:picLocks noChangeAspect="1" noChangeArrowheads="1"/>
+                    </pic:cNvPicPr>
+                  </pic:nvPicPr>
+                  <pic:blipFill>
+                    <a:blip r:embed="rId16" cstate="print">
+                      <a:extLst>
+                        <a:ext uri="{BEBA8EAE-BF5A-486C-A8C5-ECC9F3942E4B}">
+                          <a14:imgProps xmlns:a14="http://schemas.microsoft.com/office/drawing/2010/main">
+                            <a14:imgLayer r:embed="rId17">
+                              <a14:imgEffect>
+                                <a14:sharpenSoften amount="50000"/>
+                              </a14:imgEffect>
+                              <a14:imgEffect>
+                                <a14:brightnessContrast bright="40000" contrast="-40000"/>
+                              </a14:imgEffect>
+                            </a14:imgLayer>
+                          </a14:imgProps>
+                        </a:ext>
+                        <a:ext uri="{28A0092B-C50C-407E-A947-70E740481C1C}">
+                          <a14:useLocalDpi xmlns:a14="http://schemas.microsoft.com/office/drawing/2010/main" val="0"/>
+                        </a:ext>
+                      </a:extLst>
+                    </a:blip>
+                    <a:srcRect/>
+                    <a:stretch>
+                      <a:fillRect/>
+                    </a:stretch>
+                  </pic:blipFill>
+                  <pic:spPr bwMode="auto">
+                    <a:xfrm rot="17205803">
+                      <a:off x="0" y="0"/>
+                      <a:ext cx="1422575" cy="393625"/>
+                    </a:xfrm>
+                    <a:prstGeom prst="rect">
+                      <a:avLst/>
+                    </a:prstGeom>
+                    <a:noFill/>
+                    <a:ln>
+                      <a:noFill/>
+                    </a:ln>
+                  </pic:spPr>
+                </pic:pic>
+              </a:graphicData>
+            </a:graphic>
+            <wp14:sizeRelH relativeFrom="margin">
+              <wp14:pctWidth>0</wp14:pctWidth>
+            </wp14:sizeRelH>
+            <wp14:sizeRelV relativeFrom="margin">
+              <wp14:pctHeight>0</wp14:pctHeight>
+            </wp14:sizeRelV>
+          </wp:anchor>
+        </w:drawing>
       </w:r>
     </w:p>
     <w:p>
@@ -4161,7 +4241,7 @@
         <mc:AlternateContent>
           <mc:Choice Requires="wps">
             <w:drawing>
-              <wp:anchor distT="0" distB="0" distL="114300" distR="114300" simplePos="0" relativeHeight="251701248" behindDoc="0" locked="0" layoutInCell="1" allowOverlap="1" wp14:anchorId="52500EAE" wp14:editId="42DF7D8A">
+              <wp:anchor distT="0" distB="0" distL="114300" distR="114300" simplePos="0" relativeHeight="251701248" behindDoc="0" locked="0" layoutInCell="1" allowOverlap="1" wp14:anchorId="52500EAE" wp14:editId="213385F1">
                 <wp:simplePos x="0" y="0"/>
                 <wp:positionH relativeFrom="margin">
                   <wp:posOffset>4659733</wp:posOffset>
@@ -4218,7 +4298,7 @@
           </mc:Choice>
           <mc:Fallback>
             <w:pict>
-              <v:rect w14:anchorId="7017C573" id="Rectangle 26" o:spid="_x0000_s1026" style="position:absolute;margin-left:366.9pt;margin-top:30.45pt;width:109.05pt;height:36.5pt;z-index:251701248;visibility:visible;mso-wrap-style:square;mso-height-percent:0;mso-wrap-distance-left:9pt;mso-wrap-distance-top:0;mso-wrap-distance-right:9pt;mso-wrap-distance-bottom:0;mso-position-horizontal:absolute;mso-position-horizontal-relative:margin;mso-position-vertical:absolute;mso-position-vertical-relative:text;mso-height-percent:0;mso-height-relative:margin;v-text-anchor:middle" o:gfxdata="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" fillcolor="white [3201]" strokecolor="black [3200]" strokeweight="1pt">
+              <v:rect w14:anchorId="314C03E8" id="Rectangle 26" o:spid="_x0000_s1026" style="position:absolute;margin-left:366.9pt;margin-top:30.45pt;width:109.05pt;height:36.5pt;z-index:251701248;visibility:visible;mso-wrap-style:square;mso-height-percent:0;mso-wrap-distance-left:9pt;mso-wrap-distance-top:0;mso-wrap-distance-right:9pt;mso-wrap-distance-bottom:0;mso-position-horizontal:absolute;mso-position-horizontal-relative:margin;mso-position-vertical:absolute;mso-position-vertical-relative:text;mso-height-percent:0;mso-height-relative:margin;v-text-anchor:middle" o:gfxdata="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" fillcolor="white [3201]" strokecolor="black [3200]" strokeweight="1pt">
                 <w10:wrap anchorx="margin"/>
               </v:rect>
             </w:pict>
@@ -4401,7 +4481,7 @@
         <mc:AlternateContent>
           <mc:Choice Requires="wps">
             <w:drawing>
-              <wp:anchor distT="0" distB="0" distL="114300" distR="114300" simplePos="0" relativeHeight="251688960" behindDoc="0" locked="0" layoutInCell="1" allowOverlap="1" wp14:anchorId="4D2849C2" wp14:editId="766D9903">
+              <wp:anchor distT="0" distB="0" distL="114300" distR="114300" simplePos="0" relativeHeight="251688960" behindDoc="0" locked="0" layoutInCell="1" allowOverlap="1" wp14:anchorId="4D2849C2" wp14:editId="2F0F8FF8">
                 <wp:simplePos x="0" y="0"/>
                 <wp:positionH relativeFrom="column">
                   <wp:posOffset>3329586</wp:posOffset>
@@ -4473,7 +4553,7 @@
           </mc:Choice>
           <mc:Fallback>
             <w:pict>
-              <v:rect w14:anchorId="61380656" id="Rectangle 20" o:spid="_x0000_s1026" style="position:absolute;margin-left:262.15pt;margin-top:10.45pt;width:76.9pt;height:75.8pt;z-index:251688960;visibility:visible;mso-wrap-style:square;mso-wrap-distance-left:9pt;mso-wrap-distance-top:0;mso-wrap-distance-right:9pt;mso-wrap-distance-bottom:0;mso-position-horizontal:absolute;mso-position-horizontal-relative:text;mso-position-vertical:absolute;mso-position-vertical-relative:text;v-text-anchor:middle" o:gfxdata="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" stroked="f" strokeweight="1pt">
+              <v:rect w14:anchorId="2FDCC9B4" id="Rectangle 20" o:spid="_x0000_s1026" style="position:absolute;margin-left:262.15pt;margin-top:10.45pt;width:76.9pt;height:75.8pt;z-index:251688960;visibility:visible;mso-wrap-style:square;mso-wrap-distance-left:9pt;mso-wrap-distance-top:0;mso-wrap-distance-right:9pt;mso-wrap-distance-bottom:0;mso-position-horizontal:absolute;mso-position-horizontal-relative:text;mso-position-vertical:absolute;mso-position-vertical-relative:text;v-text-anchor:middle" o:gfxdata="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" stroked="f" strokeweight="1pt">
                 <v:fill r:id="rId19" o:title="" recolor="t" rotate="t" type="frame"/>
               </v:rect>
             </w:pict>
@@ -6338,15 +6418,15 @@
         <mc:AlternateContent>
           <mc:Choice Requires="wps">
             <w:drawing>
-              <wp:anchor distT="0" distB="0" distL="114300" distR="114300" simplePos="0" relativeHeight="251803648" behindDoc="0" locked="0" layoutInCell="1" allowOverlap="1" wp14:anchorId="4FEF5840" wp14:editId="66BFBE40">
+              <wp:anchor distT="0" distB="0" distL="114300" distR="114300" simplePos="0" relativeHeight="251803648" behindDoc="0" locked="0" layoutInCell="1" allowOverlap="1" wp14:anchorId="4FEF5840" wp14:editId="48994E98">
                 <wp:simplePos x="0" y="0"/>
                 <wp:positionH relativeFrom="margin">
-                  <wp:posOffset>3494916</wp:posOffset>
+                  <wp:posOffset>3496993</wp:posOffset>
                 </wp:positionH>
                 <wp:positionV relativeFrom="paragraph">
-                  <wp:posOffset>369570</wp:posOffset>
+                  <wp:posOffset>357625</wp:posOffset>
                 </wp:positionV>
-                <wp:extent cx="477520" cy="498475"/>
+                <wp:extent cx="477520" cy="598302"/>
                 <wp:effectExtent l="0" t="0" r="0" b="0"/>
                 <wp:wrapNone/>
                 <wp:docPr id="77" name="Rectangle 77"/>
@@ -6358,7 +6438,7 @@
                       <wps:spPr>
                         <a:xfrm>
                           <a:off x="0" y="0"/>
-                          <a:ext cx="477520" cy="498475"/>
+                          <a:ext cx="477520" cy="598302"/>
                         </a:xfrm>
                         <a:prstGeom prst="rect">
                           <a:avLst/>
@@ -6416,7 +6496,7 @@
           </mc:Choice>
           <mc:Fallback>
             <w:pict>
-              <v:rect w14:anchorId="238B4FBF" id="Rectangle 77" o:spid="_x0000_s1026" style="position:absolute;margin-left:275.2pt;margin-top:29.1pt;width:37.6pt;height:39.25pt;z-index:251803648;visibility:visible;mso-wrap-style:square;mso-width-percent:0;mso-height-percent:0;mso-wrap-distance-left:9pt;mso-wrap-distance-top:0;mso-wrap-distance-right:9pt;mso-wrap-distance-bottom:0;mso-position-horizontal:absolute;mso-position-horizontal-relative:margin;mso-position-vertical:absolute;mso-position-vertical-relative:text;mso-width-percent:0;mso-height-percent:0;mso-width-relative:margin;mso-height-relative:margin;v-text-anchor:middle" o:gfxdata="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" stroked="f" strokeweight="1pt">
+              <v:rect w14:anchorId="13C9229C" id="Rectangle 77" o:spid="_x0000_s1026" style="position:absolute;margin-left:275.35pt;margin-top:28.15pt;width:37.6pt;height:47.1pt;z-index:251803648;visibility:visible;mso-wrap-style:square;mso-width-percent:0;mso-height-percent:0;mso-wrap-distance-left:9pt;mso-wrap-distance-top:0;mso-wrap-distance-right:9pt;mso-wrap-distance-bottom:0;mso-position-horizontal:absolute;mso-position-horizontal-relative:margin;mso-position-vertical:absolute;mso-position-vertical-relative:text;mso-width-percent:0;mso-height-percent:0;mso-width-relative:margin;mso-height-relative:margin;v-text-anchor:middle" o:gfxdata="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" stroked="f" strokeweight="1pt">
                 <v:fill r:id="rId27" o:title="" recolor="t" rotate="t" type="frame"/>
                 <w10:wrap anchorx="margin"/>
               </v:rect>
@@ -6676,16 +6756,16 @@
         <mc:AlternateContent>
           <mc:Choice Requires="wps">
             <w:drawing>
-              <wp:anchor distT="0" distB="0" distL="114300" distR="114300" simplePos="0" relativeHeight="251805696" behindDoc="0" locked="0" layoutInCell="1" allowOverlap="1" wp14:anchorId="207A28FB" wp14:editId="730436A6">
+              <wp:anchor distT="0" distB="0" distL="114300" distR="114300" simplePos="0" relativeHeight="251805696" behindDoc="0" locked="0" layoutInCell="1" allowOverlap="1" wp14:anchorId="207A28FB" wp14:editId="1A3BFAB9">
                 <wp:simplePos x="0" y="0"/>
                 <wp:positionH relativeFrom="margin">
-                  <wp:posOffset>3599691</wp:posOffset>
+                  <wp:posOffset>3597214</wp:posOffset>
                 </wp:positionH>
                 <wp:positionV relativeFrom="paragraph">
-                  <wp:posOffset>269875</wp:posOffset>
+                  <wp:posOffset>266688</wp:posOffset>
                 </wp:positionV>
-                <wp:extent cx="477520" cy="498475"/>
-                <wp:effectExtent l="0" t="0" r="0" b="0"/>
+                <wp:extent cx="572411" cy="681103"/>
+                <wp:effectExtent l="0" t="0" r="0" b="5080"/>
                 <wp:wrapNone/>
                 <wp:docPr id="78" name="Rectangle 78"/>
                 <wp:cNvGraphicFramePr/>
@@ -6696,7 +6776,7 @@
                       <wps:spPr>
                         <a:xfrm>
                           <a:off x="0" y="0"/>
-                          <a:ext cx="477520" cy="498475"/>
+                          <a:ext cx="572411" cy="681103"/>
                         </a:xfrm>
                         <a:prstGeom prst="rect">
                           <a:avLst/>
@@ -6754,7 +6834,7 @@
           </mc:Choice>
           <mc:Fallback>
             <w:pict>
-              <v:rect w14:anchorId="519486EC" id="Rectangle 78" o:spid="_x0000_s1026" style="position:absolute;margin-left:283.45pt;margin-top:21.25pt;width:37.6pt;height:39.25pt;z-index:251805696;visibility:visible;mso-wrap-style:square;mso-width-percent:0;mso-height-percent:0;mso-wrap-distance-left:9pt;mso-wrap-distance-top:0;mso-wrap-distance-right:9pt;mso-wrap-distance-bottom:0;mso-position-horizontal:absolute;mso-position-horizontal-relative:margin;mso-position-vertical:absolute;mso-position-vertical-relative:text;mso-width-percent:0;mso-height-percent:0;mso-width-relative:margin;mso-height-relative:margin;v-text-anchor:middle" o:gfxdata="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" stroked="f" strokeweight="1pt">
+              <v:rect w14:anchorId="3FA2FF56" id="Rectangle 78" o:spid="_x0000_s1026" style="position:absolute;margin-left:283.25pt;margin-top:21pt;width:45.05pt;height:53.65pt;z-index:251805696;visibility:visible;mso-wrap-style:square;mso-width-percent:0;mso-height-percent:0;mso-wrap-distance-left:9pt;mso-wrap-distance-top:0;mso-wrap-distance-right:9pt;mso-wrap-distance-bottom:0;mso-position-horizontal:absolute;mso-position-horizontal-relative:margin;mso-position-vertical:absolute;mso-position-vertical-relative:text;mso-width-percent:0;mso-height-percent:0;mso-width-relative:margin;mso-height-relative:margin;v-text-anchor:middle" o:gfxdata="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" stroked="f" strokeweight="1pt">
                 <v:fill r:id="rId29" o:title="" recolor="t" rotate="t" type="frame"/>
                 <w10:wrap anchorx="margin"/>
               </v:rect>
@@ -7014,13 +7094,13 @@
         <mc:AlternateContent>
           <mc:Choice Requires="wps">
             <w:drawing>
-              <wp:anchor distT="0" distB="0" distL="114300" distR="114300" simplePos="0" relativeHeight="251809792" behindDoc="0" locked="0" layoutInCell="1" allowOverlap="1" wp14:anchorId="4BC62B9A" wp14:editId="3E8D28B3">
+              <wp:anchor distT="0" distB="0" distL="114300" distR="114300" simplePos="0" relativeHeight="251809792" behindDoc="0" locked="0" layoutInCell="1" allowOverlap="1" wp14:anchorId="4BC62B9A" wp14:editId="64D21BB8">
                 <wp:simplePos x="0" y="0"/>
                 <wp:positionH relativeFrom="margin">
-                  <wp:posOffset>3701291</wp:posOffset>
+                  <wp:posOffset>3695221</wp:posOffset>
                 </wp:positionH>
                 <wp:positionV relativeFrom="paragraph">
-                  <wp:posOffset>177165</wp:posOffset>
+                  <wp:posOffset>276991</wp:posOffset>
                 </wp:positionV>
                 <wp:extent cx="477520" cy="581891"/>
                 <wp:effectExtent l="0" t="0" r="0" b="8890"/>
@@ -7092,7 +7172,7 @@
           </mc:Choice>
           <mc:Fallback>
             <w:pict>
-              <v:rect w14:anchorId="31B0BD19" id="Rectangle 80" o:spid="_x0000_s1026" style="position:absolute;margin-left:291.45pt;margin-top:13.95pt;width:37.6pt;height:45.8pt;z-index:251809792;visibility:visible;mso-wrap-style:square;mso-width-percent:0;mso-height-percent:0;mso-wrap-distance-left:9pt;mso-wrap-distance-top:0;mso-wrap-distance-right:9pt;mso-wrap-distance-bottom:0;mso-position-horizontal:absolute;mso-position-horizontal-relative:margin;mso-position-vertical:absolute;mso-position-vertical-relative:text;mso-width-percent:0;mso-height-percent:0;mso-width-relative:margin;mso-height-relative:margin;v-text-anchor:middle" o:gfxdata="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" stroked="f" strokeweight="1pt">
+              <v:rect w14:anchorId="45410944" id="Rectangle 80" o:spid="_x0000_s1026" style="position:absolute;margin-left:290.95pt;margin-top:21.8pt;width:37.6pt;height:45.8pt;z-index:251809792;visibility:visible;mso-wrap-style:square;mso-width-percent:0;mso-height-percent:0;mso-wrap-distance-left:9pt;mso-wrap-distance-top:0;mso-wrap-distance-right:9pt;mso-wrap-distance-bottom:0;mso-position-horizontal:absolute;mso-position-horizontal-relative:margin;mso-position-vertical:absolute;mso-position-vertical-relative:text;mso-width-percent:0;mso-height-percent:0;mso-width-relative:margin;mso-height-relative:margin;v-text-anchor:middle" o:gfxdata="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" stroked="f" strokeweight="1pt">
                 <v:fill r:id="rId31" o:title="" recolor="t" rotate="t" type="frame"/>
                 <w10:wrap anchorx="margin"/>
               </v:rect>
@@ -7209,7 +7289,15 @@
           <w:sz w:val="36"/>
           <w:szCs w:val="36"/>
         </w:rPr>
-        <w:t xml:space="preserve">Farmer                 </w:t>
+        <w:t>Barber</w:t>
+      </w:r>
+      <w:r>
+        <w:rPr>
+          <w:rFonts w:ascii="Times New Roman" w:hAnsi="Times New Roman" w:cs="Times New Roman"/>
+          <w:sz w:val="36"/>
+          <w:szCs w:val="36"/>
+        </w:rPr>
+        <w:t xml:space="preserve">                 </w:t>
       </w:r>
       <w:r>
         <w:rPr>
@@ -7352,16 +7440,16 @@
         <mc:AlternateContent>
           <mc:Choice Requires="wps">
             <w:drawing>
-              <wp:anchor distT="0" distB="0" distL="114300" distR="114300" simplePos="0" relativeHeight="251807744" behindDoc="0" locked="0" layoutInCell="1" allowOverlap="1" wp14:anchorId="03F06671" wp14:editId="08BA4891">
+              <wp:anchor distT="0" distB="0" distL="114300" distR="114300" simplePos="0" relativeHeight="251807744" behindDoc="0" locked="0" layoutInCell="1" allowOverlap="1" wp14:anchorId="03F06671" wp14:editId="26385126">
                 <wp:simplePos x="0" y="0"/>
                 <wp:positionH relativeFrom="margin">
-                  <wp:posOffset>3698752</wp:posOffset>
+                  <wp:posOffset>3692106</wp:posOffset>
                 </wp:positionH>
                 <wp:positionV relativeFrom="paragraph">
-                  <wp:posOffset>267855</wp:posOffset>
+                  <wp:posOffset>274380</wp:posOffset>
                 </wp:positionV>
-                <wp:extent cx="653143" cy="902525"/>
-                <wp:effectExtent l="0" t="0" r="0" b="0"/>
+                <wp:extent cx="652780" cy="815975"/>
+                <wp:effectExtent l="0" t="0" r="0" b="3175"/>
                 <wp:wrapNone/>
                 <wp:docPr id="79" name="Rectangle 79"/>
                 <wp:cNvGraphicFramePr/>
@@ -7372,7 +7460,7 @@
                       <wps:spPr>
                         <a:xfrm>
                           <a:off x="0" y="0"/>
-                          <a:ext cx="653143" cy="902525"/>
+                          <a:ext cx="652780" cy="815975"/>
                         </a:xfrm>
                         <a:prstGeom prst="rect">
                           <a:avLst/>
@@ -7387,7 +7475,7 @@
                           </a:blip>
                           <a:srcRect/>
                           <a:stretch>
-                            <a:fillRect/>
+                            <a:fillRect t="-10573" r="-56" b="-33"/>
                           </a:stretch>
                         </a:blipFill>
                         <a:ln>
@@ -7430,7 +7518,7 @@
           </mc:Choice>
           <mc:Fallback>
             <w:pict>
-              <v:rect w14:anchorId="4D69DC49" id="Rectangle 79" o:spid="_x0000_s1026" style="position:absolute;margin-left:291.25pt;margin-top:21.1pt;width:51.45pt;height:71.05pt;z-index:251807744;visibility:visible;mso-wrap-style:square;mso-width-percent:0;mso-height-percent:0;mso-wrap-distance-left:9pt;mso-wrap-distance-top:0;mso-wrap-distance-right:9pt;mso-wrap-distance-bottom:0;mso-position-horizontal:absolute;mso-position-horizontal-relative:margin;mso-position-vertical:absolute;mso-position-vertical-relative:text;mso-width-percent:0;mso-height-percent:0;mso-width-relative:margin;mso-height-relative:margin;v-text-anchor:middle" o:gfxdata="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" stroked="f" strokeweight="1pt">
+              <v:rect w14:anchorId="796630CF" id="Rectangle 79" o:spid="_x0000_s1026" style="position:absolute;margin-left:290.7pt;margin-top:21.6pt;width:51.4pt;height:64.25pt;z-index:251807744;visibility:visible;mso-wrap-style:square;mso-width-percent:0;mso-height-percent:0;mso-wrap-distance-left:9pt;mso-wrap-distance-top:0;mso-wrap-distance-right:9pt;mso-wrap-distance-bottom:0;mso-position-horizontal:absolute;mso-position-horizontal-relative:margin;mso-position-vertical:absolute;mso-position-vertical-relative:text;mso-width-percent:0;mso-height-percent:0;mso-width-relative:margin;mso-height-relative:margin;v-text-anchor:middle" o:gfxdata="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" stroked="f" strokeweight="1pt">
                 <v:fill recolor="t" rotate="t" type="frame"/>
                 <w10:wrap anchorx="margin"/>
               </v:rect>
@@ -7547,7 +7635,15 @@
           <w:sz w:val="36"/>
           <w:szCs w:val="36"/>
         </w:rPr>
-        <w:t xml:space="preserve">Doctor                 </w:t>
+        <w:t>Farmer</w:t>
+      </w:r>
+      <w:r>
+        <w:rPr>
+          <w:rFonts w:ascii="Times New Roman" w:hAnsi="Times New Roman" w:cs="Times New Roman"/>
+          <w:sz w:val="36"/>
+          <w:szCs w:val="36"/>
+        </w:rPr>
+        <w:t xml:space="preserve">                 </w:t>
       </w:r>
       <w:r>
         <w:rPr>
@@ -7789,7 +7885,15 @@
           <w:sz w:val="36"/>
           <w:szCs w:val="36"/>
         </w:rPr>
-        <w:t xml:space="preserve">Barber                 </w:t>
+        <w:t>Doctor</w:t>
+      </w:r>
+      <w:r>
+        <w:rPr>
+          <w:rFonts w:ascii="Times New Roman" w:hAnsi="Times New Roman" w:cs="Times New Roman"/>
+          <w:sz w:val="36"/>
+          <w:szCs w:val="36"/>
+        </w:rPr>
+        <w:t xml:space="preserve">                 </w:t>
       </w:r>
       <w:r>
         <w:rPr>
@@ -8158,36 +8262,6 @@
           <w:sz w:val="36"/>
           <w:szCs w:val="36"/>
         </w:rPr>
-        <w:tab/>
-      </w:r>
-      <w:r>
-        <w:rPr>
-          <w:rFonts w:ascii="Times New Roman" w:hAnsi="Times New Roman" w:cs="Times New Roman"/>
-          <w:b/>
-          <w:bCs/>
-          <w:sz w:val="36"/>
-          <w:szCs w:val="36"/>
-        </w:rPr>
-        <w:tab/>
-      </w:r>
-      <w:r>
-        <w:rPr>
-          <w:rFonts w:ascii="Times New Roman" w:hAnsi="Times New Roman" w:cs="Times New Roman"/>
-          <w:b/>
-          <w:bCs/>
-          <w:sz w:val="36"/>
-          <w:szCs w:val="36"/>
-        </w:rPr>
-        <w:tab/>
-      </w:r>
-      <w:r>
-        <w:rPr>
-          <w:rFonts w:ascii="Times New Roman" w:hAnsi="Times New Roman" w:cs="Times New Roman"/>
-          <w:b/>
-          <w:bCs/>
-          <w:sz w:val="36"/>
-          <w:szCs w:val="36"/>
-        </w:rPr>
         <w:t>[6]</w:t>
       </w:r>
     </w:p>
@@ -9007,18 +9081,18 @@
         <mc:AlternateContent>
           <mc:Choice Requires="wps">
             <w:drawing>
-              <wp:anchor distT="0" distB="0" distL="114300" distR="114300" simplePos="0" relativeHeight="251777024" behindDoc="0" locked="0" layoutInCell="1" allowOverlap="1" wp14:anchorId="6559BBBE" wp14:editId="55042BA3">
+              <wp:anchor distT="0" distB="0" distL="114300" distR="114300" simplePos="0" relativeHeight="251770880" behindDoc="0" locked="0" layoutInCell="1" allowOverlap="1" wp14:anchorId="74411D0C" wp14:editId="7DEF55F0">
                 <wp:simplePos x="0" y="0"/>
                 <wp:positionH relativeFrom="margin">
-                  <wp:posOffset>2094865</wp:posOffset>
+                  <wp:posOffset>77530</wp:posOffset>
                 </wp:positionH>
                 <wp:positionV relativeFrom="paragraph">
-                  <wp:posOffset>431800</wp:posOffset>
+                  <wp:posOffset>381635</wp:posOffset>
                 </wp:positionV>
-                <wp:extent cx="985565" cy="957211"/>
-                <wp:effectExtent l="0" t="0" r="5080" b="0"/>
+                <wp:extent cx="1155939" cy="1130060"/>
+                <wp:effectExtent l="0" t="0" r="6350" b="0"/>
                 <wp:wrapNone/>
-                <wp:docPr id="64" name="Rectangle 64"/>
+                <wp:docPr id="61" name="Rectangle 61"/>
                 <wp:cNvGraphicFramePr/>
                 <a:graphic xmlns:a="http://schemas.openxmlformats.org/drawingml/2006/main">
                   <a:graphicData uri="http://schemas.microsoft.com/office/word/2010/wordprocessingShape">
@@ -9027,7 +9101,7 @@
                       <wps:spPr>
                         <a:xfrm>
                           <a:off x="0" y="0"/>
-                          <a:ext cx="985565" cy="957211"/>
+                          <a:ext cx="1155939" cy="1130060"/>
                         </a:xfrm>
                         <a:prstGeom prst="rect">
                           <a:avLst/>
@@ -9085,7 +9159,7 @@
           </mc:Choice>
           <mc:Fallback>
             <w:pict>
-              <v:rect w14:anchorId="4F89993B" id="Rectangle 64" o:spid="_x0000_s1026" style="position:absolute;margin-left:164.95pt;margin-top:34pt;width:77.6pt;height:75.35pt;z-index:251777024;visibility:visible;mso-wrap-style:square;mso-width-percent:0;mso-height-percent:0;mso-wrap-distance-left:9pt;mso-wrap-distance-top:0;mso-wrap-distance-right:9pt;mso-wrap-distance-bottom:0;mso-position-horizontal:absolute;mso-position-horizontal-relative:margin;mso-position-vertical:absolute;mso-position-vertical-relative:text;mso-width-percent:0;mso-height-percent:0;mso-width-relative:margin;mso-height-relative:margin;v-text-anchor:middle" o:gfxdata="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" stroked="f" strokeweight="1pt">
+              <v:rect w14:anchorId="42E3B921" id="Rectangle 61" o:spid="_x0000_s1026" style="position:absolute;margin-left:6.1pt;margin-top:30.05pt;width:91pt;height:89pt;z-index:251770880;visibility:visible;mso-wrap-style:square;mso-width-percent:0;mso-height-percent:0;mso-wrap-distance-left:9pt;mso-wrap-distance-top:0;mso-wrap-distance-right:9pt;mso-wrap-distance-bottom:0;mso-position-horizontal:absolute;mso-position-horizontal-relative:margin;mso-position-vertical:absolute;mso-position-vertical-relative:text;mso-width-percent:0;mso-height-percent:0;mso-width-relative:margin;mso-height-relative:margin;v-text-anchor:middle" o:gfxdata="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" stroked="f" strokeweight="1pt">
                 <v:fill r:id="rId45" o:title="" recolor="t" rotate="t" type="frame"/>
                 <w10:wrap anchorx="margin"/>
               </v:rect>
@@ -9103,18 +9177,18 @@
         <mc:AlternateContent>
           <mc:Choice Requires="wps">
             <w:drawing>
-              <wp:anchor distT="0" distB="0" distL="114300" distR="114300" simplePos="0" relativeHeight="251774976" behindDoc="0" locked="0" layoutInCell="1" allowOverlap="1" wp14:anchorId="6DCF6D53" wp14:editId="0B3EBC2A">
+              <wp:anchor distT="0" distB="0" distL="114300" distR="114300" simplePos="0" relativeHeight="251783168" behindDoc="0" locked="0" layoutInCell="1" allowOverlap="1" wp14:anchorId="26074C7B" wp14:editId="23F63AF8">
                 <wp:simplePos x="0" y="0"/>
                 <wp:positionH relativeFrom="margin">
-                  <wp:posOffset>3678864</wp:posOffset>
+                  <wp:posOffset>5529281</wp:posOffset>
                 </wp:positionH>
                 <wp:positionV relativeFrom="paragraph">
-                  <wp:posOffset>381428</wp:posOffset>
+                  <wp:posOffset>459105</wp:posOffset>
                 </wp:positionV>
-                <wp:extent cx="1116419" cy="1010093"/>
-                <wp:effectExtent l="0" t="0" r="7620" b="0"/>
+                <wp:extent cx="861060" cy="1121434"/>
+                <wp:effectExtent l="0" t="0" r="0" b="0"/>
                 <wp:wrapNone/>
-                <wp:docPr id="63" name="Rectangle 63"/>
+                <wp:docPr id="67" name="Rectangle 67"/>
                 <wp:cNvGraphicFramePr/>
                 <a:graphic xmlns:a="http://schemas.openxmlformats.org/drawingml/2006/main">
                   <a:graphicData uri="http://schemas.microsoft.com/office/word/2010/wordprocessingShape">
@@ -9123,7 +9197,7 @@
                       <wps:spPr>
                         <a:xfrm>
                           <a:off x="0" y="0"/>
-                          <a:ext cx="1116419" cy="1010093"/>
+                          <a:ext cx="861060" cy="1121434"/>
                         </a:xfrm>
                         <a:prstGeom prst="rect">
                           <a:avLst/>
@@ -9181,7 +9255,7 @@
           </mc:Choice>
           <mc:Fallback>
             <w:pict>
-              <v:rect w14:anchorId="3A8E04B2" id="Rectangle 63" o:spid="_x0000_s1026" style="position:absolute;margin-left:289.65pt;margin-top:30.05pt;width:87.9pt;height:79.55pt;z-index:251774976;visibility:visible;mso-wrap-style:square;mso-width-percent:0;mso-height-percent:0;mso-wrap-distance-left:9pt;mso-wrap-distance-top:0;mso-wrap-distance-right:9pt;mso-wrap-distance-bottom:0;mso-position-horizontal:absolute;mso-position-horizontal-relative:margin;mso-position-vertical:absolute;mso-position-vertical-relative:text;mso-width-percent:0;mso-height-percent:0;mso-width-relative:margin;mso-height-relative:margin;v-text-anchor:middle" o:gfxdata="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" stroked="f" strokeweight="1pt">
+              <v:rect w14:anchorId="2226F1A2" id="Rectangle 67" o:spid="_x0000_s1026" style="position:absolute;margin-left:435.4pt;margin-top:36.15pt;width:67.8pt;height:88.3pt;z-index:251783168;visibility:visible;mso-wrap-style:square;mso-width-percent:0;mso-height-percent:0;mso-wrap-distance-left:9pt;mso-wrap-distance-top:0;mso-wrap-distance-right:9pt;mso-wrap-distance-bottom:0;mso-position-horizontal:absolute;mso-position-horizontal-relative:margin;mso-position-vertical:absolute;mso-position-vertical-relative:text;mso-width-percent:0;mso-height-percent:0;mso-width-relative:margin;mso-height-relative:margin;v-text-anchor:middle" o:gfxdata="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" stroked="f" strokeweight="1pt">
                 <v:fill r:id="rId47" o:title="" recolor="t" rotate="t" type="frame"/>
                 <w10:wrap anchorx="margin"/>
               </v:rect>
@@ -9199,18 +9273,18 @@
         <mc:AlternateContent>
           <mc:Choice Requires="wps">
             <w:drawing>
-              <wp:anchor distT="0" distB="0" distL="114300" distR="114300" simplePos="0" relativeHeight="251770880" behindDoc="0" locked="0" layoutInCell="1" allowOverlap="1" wp14:anchorId="74411D0C" wp14:editId="44398008">
+              <wp:anchor distT="0" distB="0" distL="114300" distR="114300" simplePos="0" relativeHeight="251774976" behindDoc="0" locked="0" layoutInCell="1" allowOverlap="1" wp14:anchorId="6DCF6D53" wp14:editId="27458289">
                 <wp:simplePos x="0" y="0"/>
                 <wp:positionH relativeFrom="margin">
-                  <wp:posOffset>21265</wp:posOffset>
+                  <wp:posOffset>3994030</wp:posOffset>
                 </wp:positionH>
                 <wp:positionV relativeFrom="paragraph">
-                  <wp:posOffset>327025</wp:posOffset>
+                  <wp:posOffset>381670</wp:posOffset>
                 </wp:positionV>
-                <wp:extent cx="967563" cy="925313"/>
-                <wp:effectExtent l="0" t="0" r="4445" b="8255"/>
+                <wp:extent cx="802257" cy="1311215"/>
+                <wp:effectExtent l="0" t="0" r="0" b="3810"/>
                 <wp:wrapNone/>
-                <wp:docPr id="61" name="Rectangle 61"/>
+                <wp:docPr id="63" name="Rectangle 63"/>
                 <wp:cNvGraphicFramePr/>
                 <a:graphic xmlns:a="http://schemas.openxmlformats.org/drawingml/2006/main">
                   <a:graphicData uri="http://schemas.microsoft.com/office/word/2010/wordprocessingShape">
@@ -9219,7 +9293,7 @@
                       <wps:spPr>
                         <a:xfrm>
                           <a:off x="0" y="0"/>
-                          <a:ext cx="967563" cy="925313"/>
+                          <a:ext cx="802257" cy="1311215"/>
                         </a:xfrm>
                         <a:prstGeom prst="rect">
                           <a:avLst/>
@@ -9234,7 +9308,7 @@
                           </a:blip>
                           <a:srcRect/>
                           <a:stretch>
-                            <a:fillRect/>
+                            <a:fillRect l="-46368" r="-41155" b="-44"/>
                           </a:stretch>
                         </a:blipFill>
                         <a:ln>
@@ -9277,7 +9351,7 @@
           </mc:Choice>
           <mc:Fallback>
             <w:pict>
-              <v:rect w14:anchorId="0C0E26DE" id="Rectangle 61" o:spid="_x0000_s1026" style="position:absolute;margin-left:1.65pt;margin-top:25.75pt;width:76.2pt;height:72.85pt;z-index:251770880;visibility:visible;mso-wrap-style:square;mso-width-percent:0;mso-height-percent:0;mso-wrap-distance-left:9pt;mso-wrap-distance-top:0;mso-wrap-distance-right:9pt;mso-wrap-distance-bottom:0;mso-position-horizontal:absolute;mso-position-horizontal-relative:margin;mso-position-vertical:absolute;mso-position-vertical-relative:text;mso-width-percent:0;mso-height-percent:0;mso-width-relative:margin;mso-height-relative:margin;v-text-anchor:middle" o:gfxdata="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" stroked="f" strokeweight="1pt">
+              <v:rect w14:anchorId="175A0810" id="Rectangle 63" o:spid="_x0000_s1026" style="position:absolute;margin-left:314.5pt;margin-top:30.05pt;width:63.15pt;height:103.25pt;z-index:251774976;visibility:visible;mso-wrap-style:square;mso-width-percent:0;mso-height-percent:0;mso-wrap-distance-left:9pt;mso-wrap-distance-top:0;mso-wrap-distance-right:9pt;mso-wrap-distance-bottom:0;mso-position-horizontal:absolute;mso-position-horizontal-relative:margin;mso-position-vertical:absolute;mso-position-vertical-relative:text;mso-width-percent:0;mso-height-percent:0;mso-width-relative:margin;mso-height-relative:margin;v-text-anchor:middle" o:gfxdata="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" stroked="f" strokeweight="1pt">
                 <v:fill r:id="rId49" o:title="" recolor="t" rotate="t" type="frame"/>
                 <w10:wrap anchorx="margin"/>
               </v:rect>
@@ -9288,28 +9362,6 @@
       <w:r>
         <w:rPr>
           <w:rFonts w:ascii="Times New Roman" w:hAnsi="Times New Roman" w:cs="Times New Roman"/>
-          <w:b/>
-          <w:bCs/>
-          <w:sz w:val="36"/>
-          <w:szCs w:val="36"/>
-        </w:rPr>
-        <w:t>11. Write ‘l’ for land ‘A’ for air and ‘w’ for water transportation.</w:t>
-      </w:r>
-    </w:p>
-    <w:p>
-      <w:pPr>
-        <w:ind w:left="9360"/>
-        <w:rPr>
-          <w:rFonts w:ascii="Times New Roman" w:hAnsi="Times New Roman" w:cs="Times New Roman"/>
-          <w:b/>
-          <w:bCs/>
-          <w:sz w:val="36"/>
-          <w:szCs w:val="36"/>
-        </w:rPr>
-      </w:pPr>
-      <w:r>
-        <w:rPr>
-          <w:rFonts w:ascii="Times New Roman" w:hAnsi="Times New Roman" w:cs="Times New Roman"/>
           <w:noProof/>
           <w:sz w:val="36"/>
           <w:szCs w:val="36"/>
@@ -9317,18 +9369,18 @@
         <mc:AlternateContent>
           <mc:Choice Requires="wps">
             <w:drawing>
-              <wp:anchor distT="0" distB="0" distL="114300" distR="114300" simplePos="0" relativeHeight="251783168" behindDoc="0" locked="0" layoutInCell="1" allowOverlap="1" wp14:anchorId="26074C7B" wp14:editId="7849B22B">
+              <wp:anchor distT="0" distB="0" distL="114300" distR="114300" simplePos="0" relativeHeight="251777024" behindDoc="0" locked="0" layoutInCell="1" allowOverlap="1" wp14:anchorId="6559BBBE" wp14:editId="55A2764E">
                 <wp:simplePos x="0" y="0"/>
                 <wp:positionH relativeFrom="margin">
-                  <wp:posOffset>5376294</wp:posOffset>
+                  <wp:posOffset>2094865</wp:posOffset>
                 </wp:positionH>
                 <wp:positionV relativeFrom="paragraph">
-                  <wp:posOffset>70706</wp:posOffset>
+                  <wp:posOffset>431800</wp:posOffset>
                 </wp:positionV>
-                <wp:extent cx="861060" cy="935355"/>
-                <wp:effectExtent l="0" t="0" r="0" b="0"/>
+                <wp:extent cx="985565" cy="957211"/>
+                <wp:effectExtent l="0" t="0" r="5080" b="0"/>
                 <wp:wrapNone/>
-                <wp:docPr id="67" name="Rectangle 67"/>
+                <wp:docPr id="64" name="Rectangle 64"/>
                 <wp:cNvGraphicFramePr/>
                 <a:graphic xmlns:a="http://schemas.openxmlformats.org/drawingml/2006/main">
                   <a:graphicData uri="http://schemas.microsoft.com/office/word/2010/wordprocessingShape">
@@ -9337,7 +9389,7 @@
                       <wps:spPr>
                         <a:xfrm>
                           <a:off x="0" y="0"/>
-                          <a:ext cx="861060" cy="935355"/>
+                          <a:ext cx="985565" cy="957211"/>
                         </a:xfrm>
                         <a:prstGeom prst="rect">
                           <a:avLst/>
@@ -9395,7 +9447,7 @@
           </mc:Choice>
           <mc:Fallback>
             <w:pict>
-              <v:rect w14:anchorId="7B41E3C8" id="Rectangle 67" o:spid="_x0000_s1026" style="position:absolute;margin-left:423.35pt;margin-top:5.55pt;width:67.8pt;height:73.65pt;z-index:251783168;visibility:visible;mso-wrap-style:square;mso-width-percent:0;mso-height-percent:0;mso-wrap-distance-left:9pt;mso-wrap-distance-top:0;mso-wrap-distance-right:9pt;mso-wrap-distance-bottom:0;mso-position-horizontal:absolute;mso-position-horizontal-relative:margin;mso-position-vertical:absolute;mso-position-vertical-relative:text;mso-width-percent:0;mso-height-percent:0;mso-width-relative:margin;mso-height-relative:margin;v-text-anchor:middle" o:gfxdata="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" stroked="f" strokeweight="1pt">
+              <v:rect w14:anchorId="5CE2CDBE" id="Rectangle 64" o:spid="_x0000_s1026" style="position:absolute;margin-left:164.95pt;margin-top:34pt;width:77.6pt;height:75.35pt;z-index:251777024;visibility:visible;mso-wrap-style:square;mso-width-percent:0;mso-height-percent:0;mso-wrap-distance-left:9pt;mso-wrap-distance-top:0;mso-wrap-distance-right:9pt;mso-wrap-distance-bottom:0;mso-position-horizontal:absolute;mso-position-horizontal-relative:margin;mso-position-vertical:absolute;mso-position-vertical-relative:text;mso-width-percent:0;mso-height-percent:0;mso-width-relative:margin;mso-height-relative:margin;v-text-anchor:middle" o:gfxdata="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" stroked="f" strokeweight="1pt">
                 <v:fill r:id="rId51" o:title="" recolor="t" rotate="t" type="frame"/>
                 <w10:wrap anchorx="margin"/>
               </v:rect>
@@ -9411,7 +9463,7 @@
           <w:sz w:val="36"/>
           <w:szCs w:val="36"/>
         </w:rPr>
-        <w:t xml:space="preserve">    </w:t>
+        <w:t>11. Write ‘</w:t>
       </w:r>
       <w:r>
         <w:rPr>
@@ -9421,11 +9473,73 @@
           <w:sz w:val="36"/>
           <w:szCs w:val="36"/>
         </w:rPr>
-        <w:t>[7]</w:t>
+        <w:t>L</w:t>
+      </w:r>
+      <w:r>
+        <w:rPr>
+          <w:rFonts w:ascii="Times New Roman" w:hAnsi="Times New Roman" w:cs="Times New Roman"/>
+          <w:b/>
+          <w:bCs/>
+          <w:sz w:val="36"/>
+          <w:szCs w:val="36"/>
+        </w:rPr>
+        <w:t>’ for land ‘A’ for air and ‘</w:t>
+      </w:r>
+      <w:r>
+        <w:rPr>
+          <w:rFonts w:ascii="Times New Roman" w:hAnsi="Times New Roman" w:cs="Times New Roman"/>
+          <w:b/>
+          <w:bCs/>
+          <w:sz w:val="36"/>
+          <w:szCs w:val="36"/>
+        </w:rPr>
+        <w:t>W</w:t>
+      </w:r>
+      <w:r>
+        <w:rPr>
+          <w:rFonts w:ascii="Times New Roman" w:hAnsi="Times New Roman" w:cs="Times New Roman"/>
+          <w:b/>
+          <w:bCs/>
+          <w:sz w:val="36"/>
+          <w:szCs w:val="36"/>
+        </w:rPr>
+        <w:t>’ for water transportation.</w:t>
       </w:r>
     </w:p>
     <w:p>
       <w:pPr>
+        <w:ind w:left="9360"/>
+        <w:rPr>
+          <w:rFonts w:ascii="Times New Roman" w:hAnsi="Times New Roman" w:cs="Times New Roman"/>
+          <w:b/>
+          <w:bCs/>
+          <w:sz w:val="36"/>
+          <w:szCs w:val="36"/>
+        </w:rPr>
+      </w:pPr>
+      <w:r>
+        <w:rPr>
+          <w:rFonts w:ascii="Times New Roman" w:hAnsi="Times New Roman" w:cs="Times New Roman"/>
+          <w:b/>
+          <w:bCs/>
+          <w:sz w:val="36"/>
+          <w:szCs w:val="36"/>
+        </w:rPr>
+        <w:t xml:space="preserve">    </w:t>
+      </w:r>
+      <w:r>
+        <w:rPr>
+          <w:rFonts w:ascii="Times New Roman" w:hAnsi="Times New Roman" w:cs="Times New Roman"/>
+          <w:b/>
+          <w:bCs/>
+          <w:sz w:val="36"/>
+          <w:szCs w:val="36"/>
+        </w:rPr>
+        <w:t>[7]</w:t>
+      </w:r>
+    </w:p>
+    <w:p>
+      <w:pPr>
         <w:rPr>
           <w:rFonts w:ascii="Times New Roman" w:hAnsi="Times New Roman" w:cs="Times New Roman"/>
           <w:sz w:val="36"/>
@@ -9442,247 +9556,16 @@
         <mc:AlternateContent>
           <mc:Choice Requires="wps">
             <w:drawing>
-              <wp:anchor distT="0" distB="0" distL="114300" distR="114300" simplePos="0" relativeHeight="251785216" behindDoc="0" locked="0" layoutInCell="1" allowOverlap="1" wp14:anchorId="01C22ED4" wp14:editId="10D62295">
+              <wp:anchor distT="0" distB="0" distL="114300" distR="114300" simplePos="0" relativeHeight="251791360" behindDoc="0" locked="0" layoutInCell="1" allowOverlap="1" wp14:anchorId="1ABC4346" wp14:editId="57B26C3F">
                 <wp:simplePos x="0" y="0"/>
                 <wp:positionH relativeFrom="margin">
-                  <wp:posOffset>5489235</wp:posOffset>
+                  <wp:posOffset>4193660</wp:posOffset>
                 </wp:positionH>
                 <wp:positionV relativeFrom="paragraph">
-                  <wp:posOffset>722792</wp:posOffset>
+                  <wp:posOffset>1397431</wp:posOffset>
                 </wp:positionV>
-                <wp:extent cx="1113155" cy="368935"/>
-                <wp:effectExtent l="0" t="0" r="10795" b="12065"/>
-                <wp:wrapNone/>
-                <wp:docPr id="68" name="Rectangle 68"/>
-                <wp:cNvGraphicFramePr/>
-                <a:graphic xmlns:a="http://schemas.openxmlformats.org/drawingml/2006/main">
-                  <a:graphicData uri="http://schemas.microsoft.com/office/word/2010/wordprocessingShape">
-                    <wps:wsp>
-                      <wps:cNvSpPr/>
-                      <wps:spPr>
-                        <a:xfrm>
-                          <a:off x="0" y="0"/>
-                          <a:ext cx="1113155" cy="368935"/>
-                        </a:xfrm>
-                        <a:prstGeom prst="rect">
-                          <a:avLst/>
-                        </a:prstGeom>
-                      </wps:spPr>
-                      <wps:style>
-                        <a:lnRef idx="2">
-                          <a:schemeClr val="dk1"/>
-                        </a:lnRef>
-                        <a:fillRef idx="1">
-                          <a:schemeClr val="lt1"/>
-                        </a:fillRef>
-                        <a:effectRef idx="0">
-                          <a:schemeClr val="dk1"/>
-                        </a:effectRef>
-                        <a:fontRef idx="minor">
-                          <a:schemeClr val="dk1"/>
-                        </a:fontRef>
-                      </wps:style>
-                      <wps:bodyPr rot="0" spcFirstLastPara="0" vertOverflow="overflow" horzOverflow="overflow" vert="horz" wrap="square" lIns="91440" tIns="45720" rIns="91440" bIns="45720" numCol="1" spcCol="0" rtlCol="0" fromWordArt="0" anchor="ctr" anchorCtr="0" forceAA="0" compatLnSpc="1">
-                        <a:prstTxWarp prst="textNoShape">
-                          <a:avLst/>
-                        </a:prstTxWarp>
-                        <a:noAutofit/>
-                      </wps:bodyPr>
-                    </wps:wsp>
-                  </a:graphicData>
-                </a:graphic>
-                <wp14:sizeRelH relativeFrom="margin">
-                  <wp14:pctWidth>0</wp14:pctWidth>
-                </wp14:sizeRelH>
-                <wp14:sizeRelV relativeFrom="margin">
-                  <wp14:pctHeight>0</wp14:pctHeight>
-                </wp14:sizeRelV>
-              </wp:anchor>
-            </w:drawing>
-          </mc:Choice>
-          <mc:Fallback>
-            <w:pict>
-              <v:rect w14:anchorId="5F1DD5B6" id="Rectangle 68" o:spid="_x0000_s1026" style="position:absolute;margin-left:432.2pt;margin-top:56.9pt;width:87.65pt;height:29.05pt;z-index:251785216;visibility:visible;mso-wrap-style:square;mso-width-percent:0;mso-height-percent:0;mso-wrap-distance-left:9pt;mso-wrap-distance-top:0;mso-wrap-distance-right:9pt;mso-wrap-distance-bottom:0;mso-position-horizontal:absolute;mso-position-horizontal-relative:margin;mso-position-vertical:absolute;mso-position-vertical-relative:text;mso-width-percent:0;mso-height-percent:0;mso-width-relative:margin;mso-height-relative:margin;v-text-anchor:middle" o:gfxdata="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" fillcolor="white [3201]" strokecolor="black [3200]" strokeweight="1pt">
-                <w10:wrap anchorx="margin"/>
-              </v:rect>
-            </w:pict>
-          </mc:Fallback>
-        </mc:AlternateContent>
-      </w:r>
-      <w:r>
-        <w:rPr>
-          <w:rFonts w:ascii="Times New Roman" w:hAnsi="Times New Roman" w:cs="Times New Roman"/>
-          <w:noProof/>
-          <w:sz w:val="36"/>
-          <w:szCs w:val="36"/>
-        </w:rPr>
-        <mc:AlternateContent>
-          <mc:Choice Requires="wps">
-            <w:drawing>
-              <wp:anchor distT="0" distB="0" distL="114300" distR="114300" simplePos="0" relativeHeight="251779072" behindDoc="0" locked="0" layoutInCell="1" allowOverlap="1" wp14:anchorId="0A4A39C8" wp14:editId="423D58C4">
-                <wp:simplePos x="0" y="0"/>
-                <wp:positionH relativeFrom="margin">
-                  <wp:posOffset>2012847</wp:posOffset>
-                </wp:positionH>
-                <wp:positionV relativeFrom="paragraph">
-                  <wp:posOffset>905510</wp:posOffset>
-                </wp:positionV>
-                <wp:extent cx="1113155" cy="368935"/>
-                <wp:effectExtent l="0" t="0" r="10795" b="12065"/>
-                <wp:wrapNone/>
-                <wp:docPr id="65" name="Rectangle 65"/>
-                <wp:cNvGraphicFramePr/>
-                <a:graphic xmlns:a="http://schemas.openxmlformats.org/drawingml/2006/main">
-                  <a:graphicData uri="http://schemas.microsoft.com/office/word/2010/wordprocessingShape">
-                    <wps:wsp>
-                      <wps:cNvSpPr/>
-                      <wps:spPr>
-                        <a:xfrm>
-                          <a:off x="0" y="0"/>
-                          <a:ext cx="1113155" cy="368935"/>
-                        </a:xfrm>
-                        <a:prstGeom prst="rect">
-                          <a:avLst/>
-                        </a:prstGeom>
-                      </wps:spPr>
-                      <wps:style>
-                        <a:lnRef idx="2">
-                          <a:schemeClr val="dk1"/>
-                        </a:lnRef>
-                        <a:fillRef idx="1">
-                          <a:schemeClr val="lt1"/>
-                        </a:fillRef>
-                        <a:effectRef idx="0">
-                          <a:schemeClr val="dk1"/>
-                        </a:effectRef>
-                        <a:fontRef idx="minor">
-                          <a:schemeClr val="dk1"/>
-                        </a:fontRef>
-                      </wps:style>
-                      <wps:bodyPr rot="0" spcFirstLastPara="0" vertOverflow="overflow" horzOverflow="overflow" vert="horz" wrap="square" lIns="91440" tIns="45720" rIns="91440" bIns="45720" numCol="1" spcCol="0" rtlCol="0" fromWordArt="0" anchor="ctr" anchorCtr="0" forceAA="0" compatLnSpc="1">
-                        <a:prstTxWarp prst="textNoShape">
-                          <a:avLst/>
-                        </a:prstTxWarp>
-                        <a:noAutofit/>
-                      </wps:bodyPr>
-                    </wps:wsp>
-                  </a:graphicData>
-                </a:graphic>
-                <wp14:sizeRelH relativeFrom="margin">
-                  <wp14:pctWidth>0</wp14:pctWidth>
-                </wp14:sizeRelH>
-                <wp14:sizeRelV relativeFrom="margin">
-                  <wp14:pctHeight>0</wp14:pctHeight>
-                </wp14:sizeRelV>
-              </wp:anchor>
-            </w:drawing>
-          </mc:Choice>
-          <mc:Fallback>
-            <w:pict>
-              <v:rect w14:anchorId="61E7C22B" id="Rectangle 65" o:spid="_x0000_s1026" style="position:absolute;margin-left:158.5pt;margin-top:71.3pt;width:87.65pt;height:29.05pt;z-index:251779072;visibility:visible;mso-wrap-style:square;mso-width-percent:0;mso-height-percent:0;mso-wrap-distance-left:9pt;mso-wrap-distance-top:0;mso-wrap-distance-right:9pt;mso-wrap-distance-bottom:0;mso-position-horizontal:absolute;mso-position-horizontal-relative:margin;mso-position-vertical:absolute;mso-position-vertical-relative:text;mso-width-percent:0;mso-height-percent:0;mso-width-relative:margin;mso-height-relative:margin;v-text-anchor:middle" o:gfxdata="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" fillcolor="white [3201]" strokecolor="black [3200]" strokeweight="1pt">
-                <w10:wrap anchorx="margin"/>
-              </v:rect>
-            </w:pict>
-          </mc:Fallback>
-        </mc:AlternateContent>
-      </w:r>
-      <w:r>
-        <w:rPr>
-          <w:rFonts w:ascii="Times New Roman" w:hAnsi="Times New Roman" w:cs="Times New Roman"/>
-          <w:noProof/>
-          <w:sz w:val="36"/>
-          <w:szCs w:val="36"/>
-        </w:rPr>
-        <mc:AlternateContent>
-          <mc:Choice Requires="wps">
-            <w:drawing>
-              <wp:anchor distT="0" distB="0" distL="114300" distR="114300" simplePos="0" relativeHeight="251781120" behindDoc="0" locked="0" layoutInCell="1" allowOverlap="1" wp14:anchorId="36FD4C73" wp14:editId="749B6C84">
-                <wp:simplePos x="0" y="0"/>
-                <wp:positionH relativeFrom="margin">
-                  <wp:posOffset>3802454</wp:posOffset>
-                </wp:positionH>
-                <wp:positionV relativeFrom="paragraph">
-                  <wp:posOffset>874085</wp:posOffset>
-                </wp:positionV>
-                <wp:extent cx="1113155" cy="368935"/>
-                <wp:effectExtent l="0" t="0" r="10795" b="12065"/>
-                <wp:wrapNone/>
-                <wp:docPr id="66" name="Rectangle 66"/>
-                <wp:cNvGraphicFramePr/>
-                <a:graphic xmlns:a="http://schemas.openxmlformats.org/drawingml/2006/main">
-                  <a:graphicData uri="http://schemas.microsoft.com/office/word/2010/wordprocessingShape">
-                    <wps:wsp>
-                      <wps:cNvSpPr/>
-                      <wps:spPr>
-                        <a:xfrm>
-                          <a:off x="0" y="0"/>
-                          <a:ext cx="1113155" cy="368935"/>
-                        </a:xfrm>
-                        <a:prstGeom prst="rect">
-                          <a:avLst/>
-                        </a:prstGeom>
-                      </wps:spPr>
-                      <wps:style>
-                        <a:lnRef idx="2">
-                          <a:schemeClr val="dk1"/>
-                        </a:lnRef>
-                        <a:fillRef idx="1">
-                          <a:schemeClr val="lt1"/>
-                        </a:fillRef>
-                        <a:effectRef idx="0">
-                          <a:schemeClr val="dk1"/>
-                        </a:effectRef>
-                        <a:fontRef idx="minor">
-                          <a:schemeClr val="dk1"/>
-                        </a:fontRef>
-                      </wps:style>
-                      <wps:bodyPr rot="0" spcFirstLastPara="0" vertOverflow="overflow" horzOverflow="overflow" vert="horz" wrap="square" lIns="91440" tIns="45720" rIns="91440" bIns="45720" numCol="1" spcCol="0" rtlCol="0" fromWordArt="0" anchor="ctr" anchorCtr="0" forceAA="0" compatLnSpc="1">
-                        <a:prstTxWarp prst="textNoShape">
-                          <a:avLst/>
-                        </a:prstTxWarp>
-                        <a:noAutofit/>
-                      </wps:bodyPr>
-                    </wps:wsp>
-                  </a:graphicData>
-                </a:graphic>
-                <wp14:sizeRelH relativeFrom="margin">
-                  <wp14:pctWidth>0</wp14:pctWidth>
-                </wp14:sizeRelH>
-                <wp14:sizeRelV relativeFrom="margin">
-                  <wp14:pctHeight>0</wp14:pctHeight>
-                </wp14:sizeRelV>
-              </wp:anchor>
-            </w:drawing>
-          </mc:Choice>
-          <mc:Fallback>
-            <w:pict>
-              <v:rect w14:anchorId="32740C8E" id="Rectangle 66" o:spid="_x0000_s1026" style="position:absolute;margin-left:299.4pt;margin-top:68.85pt;width:87.65pt;height:29.05pt;z-index:251781120;visibility:visible;mso-wrap-style:square;mso-width-percent:0;mso-height-percent:0;mso-wrap-distance-left:9pt;mso-wrap-distance-top:0;mso-wrap-distance-right:9pt;mso-wrap-distance-bottom:0;mso-position-horizontal:absolute;mso-position-horizontal-relative:margin;mso-position-vertical:absolute;mso-position-vertical-relative:text;mso-width-percent:0;mso-height-percent:0;mso-width-relative:margin;mso-height-relative:margin;v-text-anchor:middle" o:gfxdata="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" fillcolor="white [3201]" strokecolor="black [3200]" strokeweight="1pt">
-                <w10:wrap anchorx="margin"/>
-              </v:rect>
-            </w:pict>
-          </mc:Fallback>
-        </mc:AlternateContent>
-      </w:r>
-      <w:r>
-        <w:rPr>
-          <w:rFonts w:ascii="Times New Roman" w:hAnsi="Times New Roman" w:cs="Times New Roman"/>
-          <w:noProof/>
-          <w:sz w:val="36"/>
-          <w:szCs w:val="36"/>
-        </w:rPr>
-        <mc:AlternateContent>
-          <mc:Choice Requires="wps">
-            <w:drawing>
-              <wp:anchor distT="0" distB="0" distL="114300" distR="114300" simplePos="0" relativeHeight="251791360" behindDoc="0" locked="0" layoutInCell="1" allowOverlap="1" wp14:anchorId="1ABC4346" wp14:editId="55550AA1">
-                <wp:simplePos x="0" y="0"/>
-                <wp:positionH relativeFrom="margin">
-                  <wp:posOffset>4425950</wp:posOffset>
-                </wp:positionH>
-                <wp:positionV relativeFrom="paragraph">
-                  <wp:posOffset>1557655</wp:posOffset>
-                </wp:positionV>
-                <wp:extent cx="861060" cy="478155"/>
-                <wp:effectExtent l="0" t="0" r="0" b="0"/>
+                <wp:extent cx="1292381" cy="711068"/>
+                <wp:effectExtent l="0" t="0" r="3175" b="0"/>
                 <wp:wrapNone/>
                 <wp:docPr id="71" name="Rectangle 71"/>
                 <wp:cNvGraphicFramePr/>
@@ -9693,7 +9576,7 @@
                       <wps:spPr>
                         <a:xfrm>
                           <a:off x="0" y="0"/>
-                          <a:ext cx="861060" cy="478155"/>
+                          <a:ext cx="1292381" cy="711068"/>
                         </a:xfrm>
                         <a:prstGeom prst="rect">
                           <a:avLst/>
@@ -9751,8 +9634,316 @@
           </mc:Choice>
           <mc:Fallback>
             <w:pict>
-              <v:rect w14:anchorId="023575C0" id="Rectangle 71" o:spid="_x0000_s1026" style="position:absolute;margin-left:348.5pt;margin-top:122.65pt;width:67.8pt;height:37.65pt;z-index:251791360;visibility:visible;mso-wrap-style:square;mso-width-percent:0;mso-height-percent:0;mso-wrap-distance-left:9pt;mso-wrap-distance-top:0;mso-wrap-distance-right:9pt;mso-wrap-distance-bottom:0;mso-position-horizontal:absolute;mso-position-horizontal-relative:margin;mso-position-vertical:absolute;mso-position-vertical-relative:text;mso-width-percent:0;mso-height-percent:0;mso-width-relative:margin;mso-height-relative:margin;v-text-anchor:middle" o:gfxdata="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" stroked="f" strokeweight="1pt">
+              <v:rect w14:anchorId="24BC23D6" id="Rectangle 71" o:spid="_x0000_s1026" style="position:absolute;margin-left:330.2pt;margin-top:110.05pt;width:101.75pt;height:56pt;z-index:251791360;visibility:visible;mso-wrap-style:square;mso-width-percent:0;mso-height-percent:0;mso-wrap-distance-left:9pt;mso-wrap-distance-top:0;mso-wrap-distance-right:9pt;mso-wrap-distance-bottom:0;mso-position-horizontal:absolute;mso-position-horizontal-relative:margin;mso-position-vertical:absolute;mso-position-vertical-relative:text;mso-width-percent:0;mso-height-percent:0;mso-width-relative:margin;mso-height-relative:margin;v-text-anchor:middle" o:gfxdata="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" stroked="f" strokeweight="1pt">
                 <v:fill r:id="rId53" o:title="" recolor="t" rotate="t" type="frame"/>
+                <w10:wrap anchorx="margin"/>
+              </v:rect>
+            </w:pict>
+          </mc:Fallback>
+        </mc:AlternateContent>
+      </w:r>
+      <w:r>
+        <w:rPr>
+          <w:rFonts w:ascii="Times New Roman" w:hAnsi="Times New Roman" w:cs="Times New Roman"/>
+          <w:noProof/>
+          <w:sz w:val="36"/>
+          <w:szCs w:val="36"/>
+        </w:rPr>
+        <mc:AlternateContent>
+          <mc:Choice Requires="wps">
+            <w:drawing>
+              <wp:anchor distT="0" distB="0" distL="114300" distR="114300" simplePos="0" relativeHeight="251772928" behindDoc="0" locked="0" layoutInCell="1" allowOverlap="1" wp14:anchorId="4A4758F2" wp14:editId="2169FBFA">
+                <wp:simplePos x="0" y="0"/>
+                <wp:positionH relativeFrom="margin">
+                  <wp:posOffset>120183</wp:posOffset>
+                </wp:positionH>
+                <wp:positionV relativeFrom="paragraph">
+                  <wp:posOffset>894080</wp:posOffset>
+                </wp:positionV>
+                <wp:extent cx="1113692" cy="369277"/>
+                <wp:effectExtent l="0" t="0" r="10795" b="12065"/>
+                <wp:wrapNone/>
+                <wp:docPr id="62" name="Rectangle 62"/>
+                <wp:cNvGraphicFramePr/>
+                <a:graphic xmlns:a="http://schemas.openxmlformats.org/drawingml/2006/main">
+                  <a:graphicData uri="http://schemas.microsoft.com/office/word/2010/wordprocessingShape">
+                    <wps:wsp>
+                      <wps:cNvSpPr/>
+                      <wps:spPr>
+                        <a:xfrm>
+                          <a:off x="0" y="0"/>
+                          <a:ext cx="1113692" cy="369277"/>
+                        </a:xfrm>
+                        <a:prstGeom prst="rect">
+                          <a:avLst/>
+                        </a:prstGeom>
+                      </wps:spPr>
+                      <wps:style>
+                        <a:lnRef idx="2">
+                          <a:schemeClr val="dk1"/>
+                        </a:lnRef>
+                        <a:fillRef idx="1">
+                          <a:schemeClr val="lt1"/>
+                        </a:fillRef>
+                        <a:effectRef idx="0">
+                          <a:schemeClr val="dk1"/>
+                        </a:effectRef>
+                        <a:fontRef idx="minor">
+                          <a:schemeClr val="dk1"/>
+                        </a:fontRef>
+                      </wps:style>
+                      <wps:bodyPr rot="0" spcFirstLastPara="0" vertOverflow="overflow" horzOverflow="overflow" vert="horz" wrap="square" lIns="91440" tIns="45720" rIns="91440" bIns="45720" numCol="1" spcCol="0" rtlCol="0" fromWordArt="0" anchor="ctr" anchorCtr="0" forceAA="0" compatLnSpc="1">
+                        <a:prstTxWarp prst="textNoShape">
+                          <a:avLst/>
+                        </a:prstTxWarp>
+                        <a:noAutofit/>
+                      </wps:bodyPr>
+                    </wps:wsp>
+                  </a:graphicData>
+                </a:graphic>
+                <wp14:sizeRelH relativeFrom="margin">
+                  <wp14:pctWidth>0</wp14:pctWidth>
+                </wp14:sizeRelH>
+                <wp14:sizeRelV relativeFrom="margin">
+                  <wp14:pctHeight>0</wp14:pctHeight>
+                </wp14:sizeRelV>
+              </wp:anchor>
+            </w:drawing>
+          </mc:Choice>
+          <mc:Fallback>
+            <w:pict>
+              <v:rect w14:anchorId="349A9E36" id="Rectangle 62" o:spid="_x0000_s1026" style="position:absolute;margin-left:9.45pt;margin-top:70.4pt;width:87.7pt;height:29.1pt;z-index:251772928;visibility:visible;mso-wrap-style:square;mso-width-percent:0;mso-height-percent:0;mso-wrap-distance-left:9pt;mso-wrap-distance-top:0;mso-wrap-distance-right:9pt;mso-wrap-distance-bottom:0;mso-position-horizontal:absolute;mso-position-horizontal-relative:margin;mso-position-vertical:absolute;mso-position-vertical-relative:text;mso-width-percent:0;mso-height-percent:0;mso-width-relative:margin;mso-height-relative:margin;v-text-anchor:middle" o:gfxdata="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" fillcolor="white [3201]" strokecolor="black [3200]" strokeweight="1pt">
+                <w10:wrap anchorx="margin"/>
+              </v:rect>
+            </w:pict>
+          </mc:Fallback>
+        </mc:AlternateContent>
+      </w:r>
+      <w:r>
+        <w:rPr>
+          <w:rFonts w:ascii="Times New Roman" w:hAnsi="Times New Roman" w:cs="Times New Roman"/>
+          <w:noProof/>
+          <w:sz w:val="36"/>
+          <w:szCs w:val="36"/>
+        </w:rPr>
+        <mc:AlternateContent>
+          <mc:Choice Requires="wps">
+            <w:drawing>
+              <wp:anchor distT="0" distB="0" distL="114300" distR="114300" simplePos="0" relativeHeight="251785216" behindDoc="0" locked="0" layoutInCell="1" allowOverlap="1" wp14:anchorId="01C22ED4" wp14:editId="10D62295">
+                <wp:simplePos x="0" y="0"/>
+                <wp:positionH relativeFrom="margin">
+                  <wp:posOffset>5489235</wp:posOffset>
+                </wp:positionH>
+                <wp:positionV relativeFrom="paragraph">
+                  <wp:posOffset>722792</wp:posOffset>
+                </wp:positionV>
+                <wp:extent cx="1113155" cy="368935"/>
+                <wp:effectExtent l="0" t="0" r="10795" b="12065"/>
+                <wp:wrapNone/>
+                <wp:docPr id="68" name="Rectangle 68"/>
+                <wp:cNvGraphicFramePr/>
+                <a:graphic xmlns:a="http://schemas.openxmlformats.org/drawingml/2006/main">
+                  <a:graphicData uri="http://schemas.microsoft.com/office/word/2010/wordprocessingShape">
+                    <wps:wsp>
+                      <wps:cNvSpPr/>
+                      <wps:spPr>
+                        <a:xfrm>
+                          <a:off x="0" y="0"/>
+                          <a:ext cx="1113155" cy="368935"/>
+                        </a:xfrm>
+                        <a:prstGeom prst="rect">
+                          <a:avLst/>
+                        </a:prstGeom>
+                      </wps:spPr>
+                      <wps:style>
+                        <a:lnRef idx="2">
+                          <a:schemeClr val="dk1"/>
+                        </a:lnRef>
+                        <a:fillRef idx="1">
+                          <a:schemeClr val="lt1"/>
+                        </a:fillRef>
+                        <a:effectRef idx="0">
+                          <a:schemeClr val="dk1"/>
+                        </a:effectRef>
+                        <a:fontRef idx="minor">
+                          <a:schemeClr val="dk1"/>
+                        </a:fontRef>
+                      </wps:style>
+                      <wps:bodyPr rot="0" spcFirstLastPara="0" vertOverflow="overflow" horzOverflow="overflow" vert="horz" wrap="square" lIns="91440" tIns="45720" rIns="91440" bIns="45720" numCol="1" spcCol="0" rtlCol="0" fromWordArt="0" anchor="ctr" anchorCtr="0" forceAA="0" compatLnSpc="1">
+                        <a:prstTxWarp prst="textNoShape">
+                          <a:avLst/>
+                        </a:prstTxWarp>
+                        <a:noAutofit/>
+                      </wps:bodyPr>
+                    </wps:wsp>
+                  </a:graphicData>
+                </a:graphic>
+                <wp14:sizeRelH relativeFrom="margin">
+                  <wp14:pctWidth>0</wp14:pctWidth>
+                </wp14:sizeRelH>
+                <wp14:sizeRelV relativeFrom="margin">
+                  <wp14:pctHeight>0</wp14:pctHeight>
+                </wp14:sizeRelV>
+              </wp:anchor>
+            </w:drawing>
+          </mc:Choice>
+          <mc:Fallback>
+            <w:pict>
+              <v:rect w14:anchorId="5F1DD5B6" id="Rectangle 68" o:spid="_x0000_s1026" style="position:absolute;margin-left:432.2pt;margin-top:56.9pt;width:87.65pt;height:29.05pt;z-index:251785216;visibility:visible;mso-wrap-style:square;mso-width-percent:0;mso-height-percent:0;mso-wrap-distance-left:9pt;mso-wrap-distance-top:0;mso-wrap-distance-right:9pt;mso-wrap-distance-bottom:0;mso-position-horizontal:absolute;mso-position-horizontal-relative:margin;mso-position-vertical:absolute;mso-position-vertical-relative:text;mso-width-percent:0;mso-height-percent:0;mso-width-relative:margin;mso-height-relative:margin;v-text-anchor:middle" o:gfxdata="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" fillcolor="white [3201]" strokecolor="black [3200]" strokeweight="1pt">
+                <w10:wrap anchorx="margin"/>
+              </v:rect>
+            </w:pict>
+          </mc:Fallback>
+        </mc:AlternateContent>
+      </w:r>
+      <w:r>
+        <w:rPr>
+          <w:rFonts w:ascii="Times New Roman" w:hAnsi="Times New Roman" w:cs="Times New Roman"/>
+          <w:noProof/>
+          <w:sz w:val="36"/>
+          <w:szCs w:val="36"/>
+        </w:rPr>
+        <mc:AlternateContent>
+          <mc:Choice Requires="wps">
+            <w:drawing>
+              <wp:anchor distT="0" distB="0" distL="114300" distR="114300" simplePos="0" relativeHeight="251779072" behindDoc="0" locked="0" layoutInCell="1" allowOverlap="1" wp14:anchorId="0A4A39C8" wp14:editId="423D58C4">
+                <wp:simplePos x="0" y="0"/>
+                <wp:positionH relativeFrom="margin">
+                  <wp:posOffset>2012847</wp:posOffset>
+                </wp:positionH>
+                <wp:positionV relativeFrom="paragraph">
+                  <wp:posOffset>905510</wp:posOffset>
+                </wp:positionV>
+                <wp:extent cx="1113155" cy="368935"/>
+                <wp:effectExtent l="0" t="0" r="10795" b="12065"/>
+                <wp:wrapNone/>
+                <wp:docPr id="65" name="Rectangle 65"/>
+                <wp:cNvGraphicFramePr/>
+                <a:graphic xmlns:a="http://schemas.openxmlformats.org/drawingml/2006/main">
+                  <a:graphicData uri="http://schemas.microsoft.com/office/word/2010/wordprocessingShape">
+                    <wps:wsp>
+                      <wps:cNvSpPr/>
+                      <wps:spPr>
+                        <a:xfrm>
+                          <a:off x="0" y="0"/>
+                          <a:ext cx="1113155" cy="368935"/>
+                        </a:xfrm>
+                        <a:prstGeom prst="rect">
+                          <a:avLst/>
+                        </a:prstGeom>
+                      </wps:spPr>
+                      <wps:style>
+                        <a:lnRef idx="2">
+                          <a:schemeClr val="dk1"/>
+                        </a:lnRef>
+                        <a:fillRef idx="1">
+                          <a:schemeClr val="lt1"/>
+                        </a:fillRef>
+                        <a:effectRef idx="0">
+                          <a:schemeClr val="dk1"/>
+                        </a:effectRef>
+                        <a:fontRef idx="minor">
+                          <a:schemeClr val="dk1"/>
+                        </a:fontRef>
+                      </wps:style>
+                      <wps:bodyPr rot="0" spcFirstLastPara="0" vertOverflow="overflow" horzOverflow="overflow" vert="horz" wrap="square" lIns="91440" tIns="45720" rIns="91440" bIns="45720" numCol="1" spcCol="0" rtlCol="0" fromWordArt="0" anchor="ctr" anchorCtr="0" forceAA="0" compatLnSpc="1">
+                        <a:prstTxWarp prst="textNoShape">
+                          <a:avLst/>
+                        </a:prstTxWarp>
+                        <a:noAutofit/>
+                      </wps:bodyPr>
+                    </wps:wsp>
+                  </a:graphicData>
+                </a:graphic>
+                <wp14:sizeRelH relativeFrom="margin">
+                  <wp14:pctWidth>0</wp14:pctWidth>
+                </wp14:sizeRelH>
+                <wp14:sizeRelV relativeFrom="margin">
+                  <wp14:pctHeight>0</wp14:pctHeight>
+                </wp14:sizeRelV>
+              </wp:anchor>
+            </w:drawing>
+          </mc:Choice>
+          <mc:Fallback>
+            <w:pict>
+              <v:rect w14:anchorId="61E7C22B" id="Rectangle 65" o:spid="_x0000_s1026" style="position:absolute;margin-left:158.5pt;margin-top:71.3pt;width:87.65pt;height:29.05pt;z-index:251779072;visibility:visible;mso-wrap-style:square;mso-width-percent:0;mso-height-percent:0;mso-wrap-distance-left:9pt;mso-wrap-distance-top:0;mso-wrap-distance-right:9pt;mso-wrap-distance-bottom:0;mso-position-horizontal:absolute;mso-position-horizontal-relative:margin;mso-position-vertical:absolute;mso-position-vertical-relative:text;mso-width-percent:0;mso-height-percent:0;mso-width-relative:margin;mso-height-relative:margin;v-text-anchor:middle" o:gfxdata="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" fillcolor="white [3201]" strokecolor="black [3200]" strokeweight="1pt">
+                <w10:wrap anchorx="margin"/>
+              </v:rect>
+            </w:pict>
+          </mc:Fallback>
+        </mc:AlternateContent>
+      </w:r>
+      <w:r>
+        <w:rPr>
+          <w:rFonts w:ascii="Times New Roman" w:hAnsi="Times New Roman" w:cs="Times New Roman"/>
+          <w:noProof/>
+          <w:sz w:val="36"/>
+          <w:szCs w:val="36"/>
+        </w:rPr>
+        <mc:AlternateContent>
+          <mc:Choice Requires="wps">
+            <w:drawing>
+              <wp:anchor distT="0" distB="0" distL="114300" distR="114300" simplePos="0" relativeHeight="251781120" behindDoc="0" locked="0" layoutInCell="1" allowOverlap="1" wp14:anchorId="36FD4C73" wp14:editId="74D6AAFE">
+                <wp:simplePos x="0" y="0"/>
+                <wp:positionH relativeFrom="margin">
+                  <wp:posOffset>3802454</wp:posOffset>
+                </wp:positionH>
+                <wp:positionV relativeFrom="paragraph">
+                  <wp:posOffset>874085</wp:posOffset>
+                </wp:positionV>
+                <wp:extent cx="1113155" cy="368935"/>
+                <wp:effectExtent l="0" t="0" r="10795" b="12065"/>
+                <wp:wrapNone/>
+                <wp:docPr id="66" name="Rectangle 66"/>
+                <wp:cNvGraphicFramePr/>
+                <a:graphic xmlns:a="http://schemas.openxmlformats.org/drawingml/2006/main">
+                  <a:graphicData uri="http://schemas.microsoft.com/office/word/2010/wordprocessingShape">
+                    <wps:wsp>
+                      <wps:cNvSpPr/>
+                      <wps:spPr>
+                        <a:xfrm>
+                          <a:off x="0" y="0"/>
+                          <a:ext cx="1113155" cy="368935"/>
+                        </a:xfrm>
+                        <a:prstGeom prst="rect">
+                          <a:avLst/>
+                        </a:prstGeom>
+                      </wps:spPr>
+                      <wps:style>
+                        <a:lnRef idx="2">
+                          <a:schemeClr val="dk1"/>
+                        </a:lnRef>
+                        <a:fillRef idx="1">
+                          <a:schemeClr val="lt1"/>
+                        </a:fillRef>
+                        <a:effectRef idx="0">
+                          <a:schemeClr val="dk1"/>
+                        </a:effectRef>
+                        <a:fontRef idx="minor">
+                          <a:schemeClr val="dk1"/>
+                        </a:fontRef>
+                      </wps:style>
+                      <wps:bodyPr rot="0" spcFirstLastPara="0" vertOverflow="overflow" horzOverflow="overflow" vert="horz" wrap="square" lIns="91440" tIns="45720" rIns="91440" bIns="45720" numCol="1" spcCol="0" rtlCol="0" fromWordArt="0" anchor="ctr" anchorCtr="0" forceAA="0" compatLnSpc="1">
+                        <a:prstTxWarp prst="textNoShape">
+                          <a:avLst/>
+                        </a:prstTxWarp>
+                        <a:noAutofit/>
+                      </wps:bodyPr>
+                    </wps:wsp>
+                  </a:graphicData>
+                </a:graphic>
+                <wp14:sizeRelH relativeFrom="margin">
+                  <wp14:pctWidth>0</wp14:pctWidth>
+                </wp14:sizeRelH>
+                <wp14:sizeRelV relativeFrom="margin">
+                  <wp14:pctHeight>0</wp14:pctHeight>
+                </wp14:sizeRelV>
+              </wp:anchor>
+            </w:drawing>
+          </mc:Choice>
+          <mc:Fallback>
+            <w:pict>
+              <v:rect w14:anchorId="60C36D51" id="Rectangle 66" o:spid="_x0000_s1026" style="position:absolute;margin-left:299.4pt;margin-top:68.85pt;width:87.65pt;height:29.05pt;z-index:251781120;visibility:visible;mso-wrap-style:square;mso-width-percent:0;mso-height-percent:0;mso-wrap-distance-left:9pt;mso-wrap-distance-top:0;mso-wrap-distance-right:9pt;mso-wrap-distance-bottom:0;mso-position-horizontal:absolute;mso-position-horizontal-relative:margin;mso-position-vertical:absolute;mso-position-vertical-relative:text;mso-width-percent:0;mso-height-percent:0;mso-width-relative:margin;mso-height-relative:margin;v-text-anchor:middle" o:gfxdata="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" fillcolor="white [3201]" strokecolor="black [3200]" strokeweight="1pt">
                 <w10:wrap anchorx="margin"/>
               </v:rect>
             </w:pict>
@@ -10115,7 +10306,7 @@
         <mc:AlternateContent>
           <mc:Choice Requires="wps">
             <w:drawing>
-              <wp:anchor distT="0" distB="0" distL="114300" distR="114300" simplePos="0" relativeHeight="251797504" behindDoc="0" locked="0" layoutInCell="1" allowOverlap="1" wp14:anchorId="03A12C7C" wp14:editId="1A08FC29">
+              <wp:anchor distT="0" distB="0" distL="114300" distR="114300" simplePos="0" relativeHeight="251797504" behindDoc="0" locked="0" layoutInCell="1" allowOverlap="1" wp14:anchorId="03A12C7C" wp14:editId="79FE0DDA">
                 <wp:simplePos x="0" y="0"/>
                 <wp:positionH relativeFrom="margin">
                   <wp:align>left</wp:align>
@@ -10175,84 +10366,7 @@
           </mc:Choice>
           <mc:Fallback>
             <w:pict>
-              <v:rect w14:anchorId="06A91FAE" id="Rectangle 74" o:spid="_x0000_s1026" style="position:absolute;margin-left:0;margin-top:181.15pt;width:87.7pt;height:29.1pt;z-index:251797504;visibility:visible;mso-wrap-style:square;mso-width-percent:0;mso-height-percent:0;mso-wrap-distance-left:9pt;mso-wrap-distance-top:0;mso-wrap-distance-right:9pt;mso-wrap-distance-bottom:0;mso-position-horizontal:left;mso-position-horizontal-relative:margin;mso-position-vertical:absolute;mso-position-vertical-relative:text;mso-width-percent:0;mso-height-percent:0;mso-width-relative:margin;mso-height-relative:margin;v-text-anchor:middle" o:gfxdata="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" fillcolor="white [3201]" strokecolor="black [3200]" strokeweight="1pt">
-                <w10:wrap anchorx="margin"/>
-              </v:rect>
-            </w:pict>
-          </mc:Fallback>
-        </mc:AlternateContent>
-      </w:r>
-      <w:r>
-        <w:rPr>
-          <w:rFonts w:ascii="Times New Roman" w:hAnsi="Times New Roman" w:cs="Times New Roman"/>
-          <w:noProof/>
-          <w:sz w:val="36"/>
-          <w:szCs w:val="36"/>
-        </w:rPr>
-        <mc:AlternateContent>
-          <mc:Choice Requires="wps">
-            <w:drawing>
-              <wp:anchor distT="0" distB="0" distL="114300" distR="114300" simplePos="0" relativeHeight="251772928" behindDoc="0" locked="0" layoutInCell="1" allowOverlap="1" wp14:anchorId="4A4758F2" wp14:editId="466F9235">
-                <wp:simplePos x="0" y="0"/>
-                <wp:positionH relativeFrom="margin">
-                  <wp:align>left</wp:align>
-                </wp:positionH>
-                <wp:positionV relativeFrom="paragraph">
-                  <wp:posOffset>894618</wp:posOffset>
-                </wp:positionV>
-                <wp:extent cx="1113692" cy="369277"/>
-                <wp:effectExtent l="0" t="0" r="10795" b="12065"/>
-                <wp:wrapNone/>
-                <wp:docPr id="62" name="Rectangle 62"/>
-                <wp:cNvGraphicFramePr/>
-                <a:graphic xmlns:a="http://schemas.openxmlformats.org/drawingml/2006/main">
-                  <a:graphicData uri="http://schemas.microsoft.com/office/word/2010/wordprocessingShape">
-                    <wps:wsp>
-                      <wps:cNvSpPr/>
-                      <wps:spPr>
-                        <a:xfrm>
-                          <a:off x="0" y="0"/>
-                          <a:ext cx="1113692" cy="369277"/>
-                        </a:xfrm>
-                        <a:prstGeom prst="rect">
-                          <a:avLst/>
-                        </a:prstGeom>
-                      </wps:spPr>
-                      <wps:style>
-                        <a:lnRef idx="2">
-                          <a:schemeClr val="dk1"/>
-                        </a:lnRef>
-                        <a:fillRef idx="1">
-                          <a:schemeClr val="lt1"/>
-                        </a:fillRef>
-                        <a:effectRef idx="0">
-                          <a:schemeClr val="dk1"/>
-                        </a:effectRef>
-                        <a:fontRef idx="minor">
-                          <a:schemeClr val="dk1"/>
-                        </a:fontRef>
-                      </wps:style>
-                      <wps:bodyPr rot="0" spcFirstLastPara="0" vertOverflow="overflow" horzOverflow="overflow" vert="horz" wrap="square" lIns="91440" tIns="45720" rIns="91440" bIns="45720" numCol="1" spcCol="0" rtlCol="0" fromWordArt="0" anchor="ctr" anchorCtr="0" forceAA="0" compatLnSpc="1">
-                        <a:prstTxWarp prst="textNoShape">
-                          <a:avLst/>
-                        </a:prstTxWarp>
-                        <a:noAutofit/>
-                      </wps:bodyPr>
-                    </wps:wsp>
-                  </a:graphicData>
-                </a:graphic>
-                <wp14:sizeRelH relativeFrom="margin">
-                  <wp14:pctWidth>0</wp14:pctWidth>
-                </wp14:sizeRelH>
-                <wp14:sizeRelV relativeFrom="margin">
-                  <wp14:pctHeight>0</wp14:pctHeight>
-                </wp14:sizeRelV>
-              </wp:anchor>
-            </w:drawing>
-          </mc:Choice>
-          <mc:Fallback>
-            <w:pict>
-              <v:rect w14:anchorId="30C28C58" id="Rectangle 62" o:spid="_x0000_s1026" style="position:absolute;margin-left:0;margin-top:70.45pt;width:87.7pt;height:29.1pt;z-index:251772928;visibility:visible;mso-wrap-style:square;mso-width-percent:0;mso-height-percent:0;mso-wrap-distance-left:9pt;mso-wrap-distance-top:0;mso-wrap-distance-right:9pt;mso-wrap-distance-bottom:0;mso-position-horizontal:left;mso-position-horizontal-relative:margin;mso-position-vertical:absolute;mso-position-vertical-relative:text;mso-width-percent:0;mso-height-percent:0;mso-width-relative:margin;mso-height-relative:margin;v-text-anchor:middle" o:gfxdata="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" fillcolor="white [3201]" strokecolor="black [3200]" strokeweight="1pt">
+              <v:rect w14:anchorId="5DE824D1" id="Rectangle 74" o:spid="_x0000_s1026" style="position:absolute;margin-left:0;margin-top:181.15pt;width:87.7pt;height:29.1pt;z-index:251797504;visibility:visible;mso-wrap-style:square;mso-width-percent:0;mso-height-percent:0;mso-wrap-distance-left:9pt;mso-wrap-distance-top:0;mso-wrap-distance-right:9pt;mso-wrap-distance-bottom:0;mso-position-horizontal:left;mso-position-horizontal-relative:margin;mso-position-vertical:absolute;mso-position-vertical-relative:text;mso-width-percent:0;mso-height-percent:0;mso-width-relative:margin;mso-height-relative:margin;v-text-anchor:middle" o:gfxdata="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" fillcolor="white [3201]" strokecolor="black [3200]" strokeweight="1pt">
                 <w10:wrap anchorx="margin"/>
               </v:rect>
             </w:pict>
